--- a/Prog 1/lab/laba4/Отчет.docx
+++ b/Prog 1/lab/laba4/Отчет.docx
@@ -113,7 +113,15 @@
           <w:sz w:val="32"/>
           <w:szCs w:val="32"/>
         </w:rPr>
-        <w:t>№3</w:t>
+        <w:t>№</w:t>
+      </w:r>
+      <w:r>
+        <w:rPr>
+          <w:rFonts w:ascii="Times New Roman" w:hAnsi="Times New Roman" w:cs="Times New Roman"/>
+          <w:sz w:val="32"/>
+          <w:szCs w:val="32"/>
+        </w:rPr>
+        <w:t>4</w:t>
       </w:r>
     </w:p>
     <w:p>
@@ -143,6 +151,14 @@
         </w:rPr>
         <w:t>83344</w:t>
       </w:r>
+      <w:r>
+        <w:rPr>
+          <w:rFonts w:ascii="Times New Roman" w:hAnsi="Times New Roman" w:cs="Times New Roman"/>
+          <w:sz w:val="32"/>
+          <w:szCs w:val="32"/>
+        </w:rPr>
+        <w:t>.21</w:t>
+      </w:r>
     </w:p>
     <w:p>
       <w:pPr>
@@ -223,8 +239,18 @@
           <w:sz w:val="28"/>
           <w:szCs w:val="28"/>
         </w:rPr>
-        <w:t>Башлачёв А.П.</w:t>
-      </w:r>
+        <w:t xml:space="preserve">Башлачёв </w:t>
+      </w:r>
+      <w:proofErr w:type="gramStart"/>
+      <w:r>
+        <w:rPr>
+          <w:rFonts w:ascii="Times New Roman" w:hAnsi="Times New Roman" w:cs="Times New Roman"/>
+          <w:sz w:val="28"/>
+          <w:szCs w:val="28"/>
+        </w:rPr>
+        <w:t>А.П.</w:t>
+      </w:r>
+      <w:proofErr w:type="gramEnd"/>
     </w:p>
     <w:p>
       <w:pPr>
@@ -296,8 +322,18 @@
           <w:sz w:val="28"/>
           <w:szCs w:val="28"/>
         </w:rPr>
-        <w:t>Ермаков М.К.</w:t>
-      </w:r>
+        <w:t xml:space="preserve">Ермаков </w:t>
+      </w:r>
+      <w:proofErr w:type="gramStart"/>
+      <w:r>
+        <w:rPr>
+          <w:rFonts w:ascii="Times New Roman" w:hAnsi="Times New Roman" w:cs="Times New Roman"/>
+          <w:sz w:val="28"/>
+          <w:szCs w:val="28"/>
+        </w:rPr>
+        <w:t>М.К.</w:t>
+      </w:r>
+      <w:proofErr w:type="gramEnd"/>
     </w:p>
     <w:p>
       <w:pPr>
@@ -475,7 +511,9 @@
               <w:tab w:val="right" w:leader="dot" w:pos="9344"/>
             </w:tabs>
             <w:rPr>
+              <w:rFonts w:eastAsiaTheme="minorEastAsia"/>
               <w:noProof/>
+              <w:lang w:eastAsia="ru-RU"/>
             </w:rPr>
           </w:pPr>
           <w:r>
@@ -487,7 +525,7 @@
           <w:r>
             <w:fldChar w:fldCharType="separate"/>
           </w:r>
-          <w:hyperlink w:anchor="_Toc209274668" w:history="1">
+          <w:hyperlink w:anchor="_Toc219204096" w:history="1">
             <w:r>
               <w:rPr>
                 <w:rStyle w:val="af1"/>
@@ -514,7 +552,7 @@
                 <w:noProof/>
                 <w:webHidden/>
               </w:rPr>
-              <w:instrText xml:space="preserve"> PAGEREF _Toc209274668 \h </w:instrText>
+              <w:instrText xml:space="preserve"> PAGEREF _Toc219204096 \h </w:instrText>
             </w:r>
             <w:r>
               <w:rPr>
@@ -552,16 +590,18 @@
               <w:tab w:val="right" w:leader="dot" w:pos="9344"/>
             </w:tabs>
             <w:rPr>
+              <w:rFonts w:eastAsiaTheme="minorEastAsia"/>
               <w:noProof/>
+              <w:lang w:eastAsia="ru-RU"/>
             </w:rPr>
           </w:pPr>
-          <w:hyperlink w:anchor="_Toc209274669" w:history="1">
+          <w:hyperlink w:anchor="_Toc219204097" w:history="1">
             <w:r>
               <w:rPr>
                 <w:rStyle w:val="af1"/>
                 <w:noProof/>
               </w:rPr>
-              <w:t>Основные этапы вычисления</w:t>
+              <w:t>Основные этапы работы</w:t>
             </w:r>
             <w:r>
               <w:rPr>
@@ -582,7 +622,7 @@
                 <w:noProof/>
                 <w:webHidden/>
               </w:rPr>
-              <w:instrText xml:space="preserve"> PAGEREF _Toc209274669 \h </w:instrText>
+              <w:instrText xml:space="preserve"> PAGEREF _Toc219204097 \h </w:instrText>
             </w:r>
             <w:r>
               <w:rPr>
@@ -620,10 +660,12 @@
               <w:tab w:val="right" w:leader="dot" w:pos="9344"/>
             </w:tabs>
             <w:rPr>
+              <w:rFonts w:eastAsiaTheme="minorEastAsia"/>
               <w:noProof/>
+              <w:lang w:eastAsia="ru-RU"/>
             </w:rPr>
           </w:pPr>
-          <w:hyperlink w:anchor="_Toc209274670" w:history="1">
+          <w:hyperlink w:anchor="_Toc219204098" w:history="1">
             <w:r>
               <w:rPr>
                 <w:rStyle w:val="af1"/>
@@ -650,7 +692,7 @@
                 <w:noProof/>
                 <w:webHidden/>
               </w:rPr>
-              <w:instrText xml:space="preserve"> PAGEREF _Toc209274670 \h </w:instrText>
+              <w:instrText xml:space="preserve"> PAGEREF _Toc219204098 \h </w:instrText>
             </w:r>
             <w:r>
               <w:rPr>
@@ -670,75 +712,7 @@
                 <w:noProof/>
                 <w:webHidden/>
               </w:rPr>
-              <w:t>3</w:t>
-            </w:r>
-            <w:r>
-              <w:rPr>
-                <w:noProof/>
-                <w:webHidden/>
-              </w:rPr>
-              <w:fldChar w:fldCharType="end"/>
-            </w:r>
-          </w:hyperlink>
-        </w:p>
-        <w:p>
-          <w:pPr>
-            <w:pStyle w:val="11"/>
-            <w:tabs>
-              <w:tab w:val="right" w:leader="dot" w:pos="9344"/>
-            </w:tabs>
-            <w:rPr>
-              <w:noProof/>
-            </w:rPr>
-          </w:pPr>
-          <w:hyperlink w:anchor="_Toc209274671" w:history="1">
-            <w:r>
-              <w:rPr>
-                <w:rStyle w:val="af1"/>
-                <w:noProof/>
-              </w:rPr>
-              <w:t>Список литературы</w:t>
-            </w:r>
-            <w:r>
-              <w:rPr>
-                <w:noProof/>
-                <w:webHidden/>
-              </w:rPr>
-              <w:tab/>
-            </w:r>
-            <w:r>
-              <w:rPr>
-                <w:noProof/>
-                <w:webHidden/>
-              </w:rPr>
-              <w:fldChar w:fldCharType="begin"/>
-            </w:r>
-            <w:r>
-              <w:rPr>
-                <w:noProof/>
-                <w:webHidden/>
-              </w:rPr>
-              <w:instrText xml:space="preserve"> PAGEREF _Toc209274671 \h </w:instrText>
-            </w:r>
-            <w:r>
-              <w:rPr>
-                <w:noProof/>
-                <w:webHidden/>
-              </w:rPr>
-            </w:r>
-            <w:r>
-              <w:rPr>
-                <w:noProof/>
-                <w:webHidden/>
-              </w:rPr>
-              <w:fldChar w:fldCharType="separate"/>
-            </w:r>
-            <w:r>
-              <w:rPr>
-                <w:noProof/>
-                <w:webHidden/>
-              </w:rPr>
-              <w:t>3</w:t>
+              <w:t>5</w:t>
             </w:r>
             <w:r>
               <w:rPr>
@@ -790,7 +764,7 @@
       <w:pPr>
         <w:pStyle w:val="1"/>
       </w:pPr>
-      <w:bookmarkStart w:id="0" w:name="_Toc209274668"/>
+      <w:bookmarkStart w:id="0" w:name="_Toc219204096"/>
       <w:r>
         <w:t>Задание</w:t>
       </w:r>
@@ -823,165 +797,25 @@
           <w:szCs w:val="28"/>
         </w:rPr>
       </w:pPr>
-    </w:p>
-    <w:p>
-      <w:pPr>
-        <w:spacing w:after="0" w:line="360" w:lineRule="auto"/>
-        <w:rPr>
-          <w:rFonts w:ascii="Times New Roman" w:hAnsi="Times New Roman" w:cs="Times New Roman"/>
-          <w:sz w:val="28"/>
-          <w:szCs w:val="28"/>
-        </w:rPr>
-      </w:pPr>
-      <w:r>
-        <w:rPr>
-          <w:rFonts w:ascii="Times New Roman" w:hAnsi="Times New Roman" w:cs="Times New Roman"/>
-          <w:sz w:val="28"/>
-          <w:szCs w:val="28"/>
-        </w:rPr>
-        <w:t>«Он начал ощупывать дверцу сантиметр за сантиметром, ища секретный замок. Но сколько он ни щупал ее, сколько ни нажимал на малейшие выступы, дверца оставалась запертой. Тем временем барон, покончив с бутылками, стоявшими поблизости от него, в свою очередь пробрался в проход между бочками и очутился рядом с герцогом, который то царапал дверцу ногтями, то стучал по ней кулаком, все более раздражаясь.»</w:t>
-      </w:r>
-    </w:p>
-    <w:p>
-      <w:bookmarkStart w:id="1" w:name="_Toc209274669"/>
-    </w:p>
-    <w:p>
-      <w:pPr>
-        <w:pStyle w:val="1"/>
-      </w:pPr>
-    </w:p>
-    <w:p>
-      <w:pPr>
-        <w:pStyle w:val="1"/>
-      </w:pPr>
-    </w:p>
-    <w:p>
-      <w:pPr>
-        <w:pStyle w:val="1"/>
-      </w:pPr>
-    </w:p>
-    <w:p>
-      <w:pPr>
-        <w:pStyle w:val="1"/>
-      </w:pPr>
-    </w:p>
-    <w:p>
-      <w:pPr>
-        <w:pStyle w:val="1"/>
-      </w:pPr>
-    </w:p>
-    <w:p>
-      <w:pPr>
-        <w:pStyle w:val="1"/>
-      </w:pPr>
-    </w:p>
-    <w:p/>
-    <w:p>
-      <w:pPr>
-        <w:pStyle w:val="1"/>
-      </w:pPr>
-      <w:r>
-        <w:lastRenderedPageBreak/>
-        <w:t xml:space="preserve">Основные этапы </w:t>
-      </w:r>
-      <w:bookmarkEnd w:id="1"/>
-      <w:r>
-        <w:t>работы</w:t>
-      </w:r>
-    </w:p>
-    <w:p>
-      <w:pPr>
-        <w:spacing w:after="0" w:line="240" w:lineRule="auto"/>
-        <w:ind w:firstLine="708"/>
-        <w:rPr>
-          <w:rFonts w:ascii="Times New Roman" w:hAnsi="Times New Roman" w:cs="Times New Roman"/>
-          <w:sz w:val="32"/>
-          <w:szCs w:val="32"/>
-        </w:rPr>
-      </w:pPr>
-    </w:p>
-    <w:p>
-      <w:pPr>
-        <w:spacing w:after="0" w:line="240" w:lineRule="auto"/>
-        <w:rPr>
-          <w:rFonts w:ascii="Times New Roman" w:hAnsi="Times New Roman" w:cs="Times New Roman"/>
-          <w:sz w:val="32"/>
-          <w:szCs w:val="32"/>
-        </w:rPr>
-      </w:pPr>
-      <w:r>
-        <w:rPr>
-          <w:rFonts w:ascii="Times New Roman" w:hAnsi="Times New Roman" w:cs="Times New Roman"/>
-          <w:sz w:val="32"/>
-          <w:szCs w:val="32"/>
-        </w:rPr>
-        <w:t>1)</w:t>
-      </w:r>
-      <w:r>
-        <w:rPr>
-          <w:rFonts w:ascii="Times New Roman" w:hAnsi="Times New Roman" w:cs="Times New Roman"/>
-          <w:sz w:val="32"/>
-          <w:szCs w:val="32"/>
-        </w:rPr>
-        <w:t xml:space="preserve"> </w:t>
-      </w:r>
-      <w:r>
-        <w:rPr>
-          <w:rFonts w:ascii="Times New Roman" w:hAnsi="Times New Roman" w:cs="Times New Roman"/>
-          <w:sz w:val="32"/>
-          <w:szCs w:val="32"/>
-        </w:rPr>
-        <w:t xml:space="preserve">Создание </w:t>
-      </w:r>
-      <w:r>
-        <w:rPr>
-          <w:rFonts w:ascii="Times New Roman" w:hAnsi="Times New Roman" w:cs="Times New Roman"/>
-          <w:sz w:val="32"/>
-          <w:szCs w:val="32"/>
-          <w:lang w:val="en-US"/>
-        </w:rPr>
-        <w:t>UML</w:t>
-      </w:r>
-      <w:r>
-        <w:rPr>
-          <w:rFonts w:ascii="Times New Roman" w:hAnsi="Times New Roman" w:cs="Times New Roman"/>
-          <w:sz w:val="32"/>
-          <w:szCs w:val="32"/>
-        </w:rPr>
-        <w:t xml:space="preserve"> </w:t>
-      </w:r>
-      <w:r>
-        <w:rPr>
-          <w:rFonts w:ascii="Times New Roman" w:hAnsi="Times New Roman" w:cs="Times New Roman"/>
-          <w:sz w:val="32"/>
-          <w:szCs w:val="32"/>
-        </w:rPr>
-        <w:t>диаграммы</w:t>
-      </w:r>
-    </w:p>
-    <w:p>
-      <w:pPr>
-        <w:spacing w:after="0" w:line="240" w:lineRule="auto"/>
-        <w:rPr>
-          <w:rFonts w:ascii="Times New Roman" w:hAnsi="Times New Roman" w:cs="Times New Roman"/>
-          <w:sz w:val="32"/>
-          <w:szCs w:val="32"/>
-          <w:lang w:val="en-US"/>
-        </w:rPr>
-      </w:pPr>
-      <w:r>
-        <w:rPr>
-          <w:rFonts w:ascii="Times New Roman" w:hAnsi="Times New Roman" w:cs="Times New Roman"/>
-          <w:noProof/>
-          <w:sz w:val="32"/>
-          <w:szCs w:val="32"/>
-          <w:lang w:val="en-US"/>
+      <w:r>
+        <w:rPr>
+          <w:rFonts w:ascii="Times New Roman" w:hAnsi="Times New Roman" w:cs="Times New Roman"/>
+          <w:sz w:val="28"/>
+          <w:szCs w:val="28"/>
         </w:rPr>
         <w:drawing>
-          <wp:inline distT="0" distB="0" distL="0" distR="0" wp14:anchorId="18081CDE" wp14:editId="5F6FCE59">
-            <wp:extent cx="5334000" cy="3270311"/>
-            <wp:effectExtent l="0" t="0" r="0" b="6350"/>
-            <wp:docPr id="1821006189" name="Рисунок 1" descr="Изображение выглядит как текст, диаграмма, План, Технический чертеж&#10;&#10;Содержимое, созданное искусственным интеллектом, может быть неверным."/>
+          <wp:anchor distT="0" distB="0" distL="114300" distR="114300" simplePos="0" relativeHeight="251658240" behindDoc="0" locked="0" layoutInCell="1" allowOverlap="1" wp14:anchorId="26A3BA9D" wp14:editId="29AF4E4C">
+            <wp:simplePos x="0" y="0"/>
+            <wp:positionH relativeFrom="page">
+              <wp:align>center</wp:align>
+            </wp:positionH>
+            <wp:positionV relativeFrom="paragraph">
+              <wp:posOffset>306070</wp:posOffset>
+            </wp:positionV>
+            <wp:extent cx="6841137" cy="2608028"/>
+            <wp:effectExtent l="0" t="0" r="0" b="1905"/>
+            <wp:wrapNone/>
+            <wp:docPr id="830216261" name="Рисунок 1" descr="Изображение выглядит как текст, снимок экрана, Шрифт"/>
             <wp:cNvGraphicFramePr>
               <a:graphicFrameLocks xmlns:a="http://schemas.openxmlformats.org/drawingml/2006/main" noChangeAspect="1"/>
             </wp:cNvGraphicFramePr>
@@ -989,11 +823,17 @@
               <a:graphicData uri="http://schemas.openxmlformats.org/drawingml/2006/picture">
                 <pic:pic xmlns:pic="http://schemas.openxmlformats.org/drawingml/2006/picture">
                   <pic:nvPicPr>
-                    <pic:cNvPr id="1821006189" name="Рисунок 1" descr="Изображение выглядит как текст, диаграмма, План, Технический чертеж&#10;&#10;Содержимое, созданное искусственным интеллектом, может быть неверным."/>
+                    <pic:cNvPr id="830216261" name="Рисунок 1" descr="Изображение выглядит как текст, снимок экрана, Шрифт"/>
                     <pic:cNvPicPr/>
                   </pic:nvPicPr>
                   <pic:blipFill>
-                    <a:blip r:embed="rId8"/>
+                    <a:blip r:embed="rId8">
+                      <a:extLst>
+                        <a:ext uri="{28A0092B-C50C-407E-A947-70E740481C1C}">
+                          <a14:useLocalDpi xmlns:a14="http://schemas.microsoft.com/office/drawing/2010/main" val="0"/>
+                        </a:ext>
+                      </a:extLst>
+                    </a:blip>
                     <a:stretch>
                       <a:fillRect/>
                     </a:stretch>
@@ -1001,7 +841,7 @@
                   <pic:spPr>
                     <a:xfrm>
                       <a:off x="0" y="0"/>
-                      <a:ext cx="5334099" cy="3270372"/>
+                      <a:ext cx="6841137" cy="2608028"/>
                     </a:xfrm>
                     <a:prstGeom prst="rect">
                       <a:avLst/>
@@ -1010,97 +850,198 @@
                 </pic:pic>
               </a:graphicData>
             </a:graphic>
-          </wp:inline>
+          </wp:anchor>
         </w:drawing>
       </w:r>
     </w:p>
+    <w:p/>
+    <w:p>
+      <w:pPr>
+        <w:pStyle w:val="1"/>
+      </w:pPr>
+    </w:p>
+    <w:p>
+      <w:pPr>
+        <w:pStyle w:val="1"/>
+      </w:pPr>
+    </w:p>
+    <w:p>
+      <w:pPr>
+        <w:pStyle w:val="1"/>
+        <w:rPr>
+          <w:lang w:val="en-US"/>
+        </w:rPr>
+      </w:pPr>
+    </w:p>
+    <w:p>
+      <w:pPr>
+        <w:pStyle w:val="1"/>
+      </w:pPr>
+    </w:p>
+    <w:p>
+      <w:pPr>
+        <w:pStyle w:val="1"/>
+      </w:pPr>
+    </w:p>
+    <w:p>
+      <w:pPr>
+        <w:pStyle w:val="1"/>
+      </w:pPr>
+    </w:p>
+    <w:p/>
+    <w:p>
+      <w:pPr>
+        <w:pStyle w:val="1"/>
+      </w:pPr>
+      <w:bookmarkStart w:id="1" w:name="_Toc219204097"/>
+      <w:r>
+        <w:t xml:space="preserve">Основные этапы </w:t>
+      </w:r>
+      <w:r>
+        <w:t>работы</w:t>
+      </w:r>
+      <w:bookmarkEnd w:id="1"/>
+    </w:p>
     <w:p>
       <w:pPr>
         <w:spacing w:after="0" w:line="240" w:lineRule="auto"/>
-        <w:ind w:left="360"/>
+        <w:ind w:firstLine="708"/>
         <w:rPr>
           <w:rFonts w:ascii="Times New Roman" w:hAnsi="Times New Roman" w:cs="Times New Roman"/>
           <w:sz w:val="32"/>
           <w:szCs w:val="32"/>
         </w:rPr>
       </w:pPr>
-      <w:r>
+    </w:p>
+    <w:p>
+      <w:pPr>
+        <w:spacing w:after="0" w:line="240" w:lineRule="auto"/>
         <w:rPr>
           <w:rFonts w:ascii="Times New Roman" w:hAnsi="Times New Roman" w:cs="Times New Roman"/>
           <w:sz w:val="32"/>
           <w:szCs w:val="32"/>
         </w:rPr>
-        <w:tab/>
-      </w:r>
-    </w:p>
-    <w:p>
-      <w:pPr>
-        <w:spacing w:after="0" w:line="360" w:lineRule="auto"/>
-        <w:rPr>
-          <w:rFonts w:ascii="Times New Roman" w:hAnsi="Times New Roman" w:cs="Times New Roman"/>
-          <w:sz w:val="28"/>
-          <w:szCs w:val="28"/>
+      </w:pPr>
+    </w:p>
+    <w:p>
+      <w:pPr>
+        <w:spacing w:after="0" w:line="240" w:lineRule="auto"/>
+        <w:rPr>
+          <w:rFonts w:ascii="Times New Roman" w:hAnsi="Times New Roman" w:cs="Times New Roman"/>
+          <w:sz w:val="32"/>
+          <w:szCs w:val="32"/>
+        </w:rPr>
+      </w:pPr>
+    </w:p>
+    <w:p>
+      <w:pPr>
+        <w:spacing w:after="0" w:line="240" w:lineRule="auto"/>
+        <w:rPr>
+          <w:rFonts w:ascii="Times New Roman" w:hAnsi="Times New Roman" w:cs="Times New Roman"/>
+          <w:sz w:val="32"/>
+          <w:szCs w:val="32"/>
+        </w:rPr>
+      </w:pPr>
+    </w:p>
+    <w:p>
+      <w:pPr>
+        <w:spacing w:after="0" w:line="240" w:lineRule="auto"/>
+        <w:rPr>
+          <w:rFonts w:ascii="Times New Roman" w:hAnsi="Times New Roman" w:cs="Times New Roman"/>
+          <w:sz w:val="32"/>
+          <w:szCs w:val="32"/>
+        </w:rPr>
+      </w:pPr>
+    </w:p>
+    <w:p>
+      <w:pPr>
+        <w:spacing w:after="0" w:line="240" w:lineRule="auto"/>
+        <w:rPr>
+          <w:rFonts w:ascii="Times New Roman" w:hAnsi="Times New Roman" w:cs="Times New Roman"/>
+          <w:sz w:val="32"/>
+          <w:szCs w:val="32"/>
+        </w:rPr>
+      </w:pPr>
+    </w:p>
+    <w:p>
+      <w:pPr>
+        <w:spacing w:after="0" w:line="240" w:lineRule="auto"/>
+        <w:rPr>
+          <w:rFonts w:ascii="Times New Roman" w:hAnsi="Times New Roman" w:cs="Times New Roman"/>
+          <w:sz w:val="32"/>
+          <w:szCs w:val="32"/>
+        </w:rPr>
+      </w:pPr>
+    </w:p>
+    <w:p>
+      <w:pPr>
+        <w:spacing w:after="0" w:line="240" w:lineRule="auto"/>
+        <w:rPr>
+          <w:rFonts w:ascii="Times New Roman" w:hAnsi="Times New Roman" w:cs="Times New Roman"/>
+          <w:sz w:val="32"/>
+          <w:szCs w:val="32"/>
+        </w:rPr>
+      </w:pPr>
+    </w:p>
+    <w:p>
+      <w:pPr>
+        <w:pStyle w:val="af0"/>
+      </w:pPr>
+      <w:r>
+        <w:lastRenderedPageBreak/>
+        <w:t>1)</w:t>
+      </w:r>
+      <w:r>
+        <w:t xml:space="preserve"> </w:t>
+      </w:r>
+      <w:r>
+        <w:t xml:space="preserve">Создание </w:t>
+      </w:r>
+      <w:r>
+        <w:rPr>
           <w:lang w:val="en-US"/>
         </w:rPr>
-      </w:pPr>
-      <w:r>
-        <w:rPr>
-          <w:rFonts w:ascii="Times New Roman" w:hAnsi="Times New Roman" w:cs="Times New Roman"/>
-          <w:sz w:val="28"/>
-          <w:szCs w:val="28"/>
-        </w:rPr>
-        <w:t xml:space="preserve">2) </w:t>
-      </w:r>
-      <w:r>
-        <w:rPr>
-          <w:rFonts w:ascii="Times New Roman" w:hAnsi="Times New Roman" w:cs="Times New Roman"/>
-          <w:sz w:val="28"/>
-          <w:szCs w:val="28"/>
-        </w:rPr>
-        <w:t>Написание кода в соответствии со структурой диаграммы</w:t>
-      </w:r>
-    </w:p>
-    <w:p>
-      <w:pPr>
-        <w:spacing w:after="0" w:line="360" w:lineRule="auto"/>
-        <w:rPr>
-          <w:rFonts w:ascii="Times New Roman" w:hAnsi="Times New Roman" w:cs="Times New Roman"/>
-          <w:sz w:val="28"/>
-          <w:szCs w:val="28"/>
+        <w:t>UML</w:t>
+      </w:r>
+      <w:r>
+        <w:t xml:space="preserve"> </w:t>
+      </w:r>
+      <w:r>
+        <w:t>диаграммы</w:t>
+      </w:r>
+    </w:p>
+    <w:p>
+      <w:pPr>
+        <w:spacing w:after="0" w:line="240" w:lineRule="auto"/>
+        <w:rPr>
+          <w:rFonts w:ascii="Times New Roman" w:hAnsi="Times New Roman" w:cs="Times New Roman"/>
+          <w:sz w:val="32"/>
+          <w:szCs w:val="32"/>
+        </w:rPr>
+      </w:pPr>
+    </w:p>
+    <w:p>
+      <w:pPr>
+        <w:spacing w:after="0" w:line="240" w:lineRule="auto"/>
+        <w:rPr>
+          <w:rFonts w:ascii="Times New Roman" w:hAnsi="Times New Roman" w:cs="Times New Roman"/>
+          <w:sz w:val="32"/>
+          <w:szCs w:val="32"/>
           <w:lang w:val="en-US"/>
         </w:rPr>
       </w:pPr>
       <w:r>
         <w:rPr>
           <w:rFonts w:ascii="Times New Roman" w:hAnsi="Times New Roman" w:cs="Times New Roman"/>
-          <w:sz w:val="28"/>
-          <w:szCs w:val="28"/>
+          <w:sz w:val="32"/>
+          <w:szCs w:val="32"/>
           <w:lang w:val="en-US"/>
         </w:rPr>
-        <w:t>https://github.com/SmyZikbeast/itmo/tree/main/Prog%201/lab/laba3</w:t>
-      </w:r>
-    </w:p>
-    <w:p>
-      <w:pPr>
-        <w:spacing w:after="0" w:line="360" w:lineRule="auto"/>
-        <w:rPr>
-          <w:rFonts w:ascii="Times New Roman" w:hAnsi="Times New Roman" w:cs="Times New Roman"/>
-          <w:sz w:val="28"/>
-          <w:szCs w:val="28"/>
-        </w:rPr>
-      </w:pPr>
-      <w:r>
-        <w:rPr>
-          <w:rFonts w:ascii="Times New Roman" w:hAnsi="Times New Roman" w:cs="Times New Roman"/>
-          <w:noProof/>
-          <w:sz w:val="28"/>
-          <w:szCs w:val="28"/>
-        </w:rPr>
         <w:drawing>
-          <wp:inline distT="0" distB="0" distL="0" distR="0" wp14:anchorId="4450E166" wp14:editId="48EBE927">
-            <wp:extent cx="3085106" cy="4159693"/>
-            <wp:effectExtent l="0" t="0" r="1270" b="0"/>
-            <wp:docPr id="1474213111" name="Рисунок 1" descr="Изображение выглядит как текст, снимок экрана, программное обеспечение"/>
+          <wp:inline distT="0" distB="0" distL="0" distR="0" wp14:anchorId="671A3A10" wp14:editId="6FDB071A">
+            <wp:extent cx="5939790" cy="3974465"/>
+            <wp:effectExtent l="0" t="0" r="3810" b="6985"/>
+            <wp:docPr id="1400555901" name="Рисунок 1" descr="Изображение выглядит как текст, снимок экрана, диаграмма, Параллельный&#10;&#10;Содержимое, созданное искусственным интеллектом, может быть неверным."/>
             <wp:cNvGraphicFramePr>
               <a:graphicFrameLocks xmlns:a="http://schemas.openxmlformats.org/drawingml/2006/main" noChangeAspect="1"/>
             </wp:cNvGraphicFramePr>
@@ -1108,7 +1049,7 @@
               <a:graphicData uri="http://schemas.openxmlformats.org/drawingml/2006/picture">
                 <pic:pic xmlns:pic="http://schemas.openxmlformats.org/drawingml/2006/picture">
                   <pic:nvPicPr>
-                    <pic:cNvPr id="1474213111" name="Рисунок 1" descr="Изображение выглядит как текст, снимок экрана, программное обеспечение"/>
+                    <pic:cNvPr id="1400555901" name="Рисунок 1" descr="Изображение выглядит как текст, снимок экрана, диаграмма, Параллельный&#10;&#10;Содержимое, созданное искусственным интеллектом, может быть неверным."/>
                     <pic:cNvPicPr/>
                   </pic:nvPicPr>
                   <pic:blipFill>
@@ -1120,7 +1061,7 @@
                   <pic:spPr>
                     <a:xfrm>
                       <a:off x="0" y="0"/>
-                      <a:ext cx="3094500" cy="4172359"/>
+                      <a:ext cx="5939790" cy="3974465"/>
                     </a:xfrm>
                     <a:prstGeom prst="rect">
                       <a:avLst/>
@@ -1135,2271 +1076,67 @@
     </w:p>
     <w:p>
       <w:pPr>
+        <w:spacing w:after="0" w:line="240" w:lineRule="auto"/>
+        <w:ind w:left="360"/>
+        <w:rPr>
+          <w:rFonts w:ascii="Times New Roman" w:hAnsi="Times New Roman" w:cs="Times New Roman"/>
+          <w:sz w:val="32"/>
+          <w:szCs w:val="32"/>
+        </w:rPr>
+      </w:pPr>
+      <w:r>
+        <w:rPr>
+          <w:rFonts w:ascii="Times New Roman" w:hAnsi="Times New Roman" w:cs="Times New Roman"/>
+          <w:sz w:val="32"/>
+          <w:szCs w:val="32"/>
+        </w:rPr>
+        <w:tab/>
+      </w:r>
+    </w:p>
+    <w:p>
+      <w:pPr>
+        <w:pStyle w:val="af0"/>
+      </w:pPr>
+      <w:r>
+        <w:t xml:space="preserve">2) </w:t>
+      </w:r>
+      <w:r>
+        <w:t>Написание кода в соответствии со структурой диаграммы</w:t>
+      </w:r>
+    </w:p>
+    <w:p>
+      <w:pPr>
+        <w:rPr>
+          <w:lang w:eastAsia="ru-RU"/>
+        </w:rPr>
+      </w:pPr>
+      <w:r>
+        <w:rPr>
+          <w:lang w:eastAsia="ru-RU"/>
+        </w:rPr>
+        <w:t>https://github.com/SmyZikbeast/itmo/tree/main/Prog%201/lab/laba4/code/Lab3/src</w:t>
+      </w:r>
+    </w:p>
+    <w:p>
+      <w:pPr>
         <w:spacing w:after="0" w:line="360" w:lineRule="auto"/>
         <w:rPr>
           <w:rFonts w:ascii="Times New Roman" w:hAnsi="Times New Roman" w:cs="Times New Roman"/>
           <w:sz w:val="28"/>
           <w:szCs w:val="28"/>
-          <w:lang w:val="en-US"/>
-        </w:rPr>
-      </w:pPr>
-    </w:p>
-    <w:p>
-      <w:pPr>
-        <w:spacing w:after="0" w:line="360" w:lineRule="auto"/>
-        <w:rPr>
-          <w:rFonts w:ascii="Times New Roman" w:hAnsi="Times New Roman" w:cs="Times New Roman"/>
-          <w:sz w:val="28"/>
-          <w:szCs w:val="28"/>
-        </w:rPr>
-      </w:pPr>
-      <w:r>
-        <w:rPr>
-          <w:rFonts w:ascii="Times New Roman" w:hAnsi="Times New Roman" w:cs="Times New Roman"/>
-          <w:sz w:val="28"/>
-          <w:szCs w:val="28"/>
-        </w:rPr>
-        <w:t xml:space="preserve">3) </w:t>
-      </w:r>
-      <w:r>
-        <w:rPr>
-          <w:rFonts w:ascii="Times New Roman" w:hAnsi="Times New Roman" w:cs="Times New Roman"/>
-          <w:sz w:val="28"/>
-          <w:szCs w:val="28"/>
-        </w:rPr>
-        <w:t>Написать метод с помощью искусственного интеллекта.</w:t>
-      </w:r>
-    </w:p>
-    <w:p>
-      <w:pPr>
-        <w:spacing w:after="0" w:line="360" w:lineRule="auto"/>
-        <w:rPr>
-          <w:rFonts w:ascii="Times New Roman" w:hAnsi="Times New Roman" w:cs="Times New Roman"/>
-          <w:sz w:val="28"/>
-          <w:szCs w:val="28"/>
-        </w:rPr>
-      </w:pPr>
-      <w:r>
-        <w:rPr>
-          <w:rFonts w:ascii="Times New Roman" w:hAnsi="Times New Roman" w:cs="Times New Roman"/>
-          <w:sz w:val="28"/>
-          <w:szCs w:val="28"/>
-        </w:rPr>
-        <w:t>Я выбрал метод для заполнения массива бутылок случайными бутылками.</w:t>
-      </w:r>
-    </w:p>
-    <w:p>
-      <w:pPr>
-        <w:spacing w:after="0" w:line="360" w:lineRule="auto"/>
-        <w:rPr>
-          <w:rFonts w:ascii="Times New Roman" w:hAnsi="Times New Roman" w:cs="Times New Roman"/>
-          <w:sz w:val="28"/>
-          <w:szCs w:val="28"/>
-          <w:lang w:val="en-US"/>
-        </w:rPr>
-      </w:pPr>
-      <w:r>
-        <w:rPr>
-          <w:rFonts w:ascii="Times New Roman" w:hAnsi="Times New Roman" w:cs="Times New Roman"/>
-          <w:sz w:val="28"/>
-          <w:szCs w:val="28"/>
-          <w:lang w:val="en-US"/>
-        </w:rPr>
-        <w:t>«</w:t>
-      </w:r>
-      <w:r>
-        <w:rPr>
-          <w:rFonts w:ascii="Times New Roman" w:hAnsi="Times New Roman" w:cs="Times New Roman"/>
-          <w:sz w:val="28"/>
-          <w:szCs w:val="28"/>
-        </w:rPr>
-        <w:t>у</w:t>
-      </w:r>
-      <w:r>
-        <w:rPr>
-          <w:rFonts w:ascii="Times New Roman" w:hAnsi="Times New Roman" w:cs="Times New Roman"/>
-          <w:sz w:val="28"/>
-          <w:szCs w:val="28"/>
-          <w:lang w:val="en-US"/>
-        </w:rPr>
-        <w:t xml:space="preserve"> </w:t>
-      </w:r>
-      <w:r>
-        <w:rPr>
-          <w:rFonts w:ascii="Times New Roman" w:hAnsi="Times New Roman" w:cs="Times New Roman"/>
-          <w:sz w:val="28"/>
-          <w:szCs w:val="28"/>
-        </w:rPr>
-        <w:t>меня</w:t>
-      </w:r>
-      <w:r>
-        <w:rPr>
-          <w:rFonts w:ascii="Times New Roman" w:hAnsi="Times New Roman" w:cs="Times New Roman"/>
-          <w:sz w:val="28"/>
-          <w:szCs w:val="28"/>
-          <w:lang w:val="en-US"/>
-        </w:rPr>
-        <w:t xml:space="preserve"> </w:t>
-      </w:r>
-      <w:r>
-        <w:rPr>
-          <w:rFonts w:ascii="Times New Roman" w:hAnsi="Times New Roman" w:cs="Times New Roman"/>
-          <w:sz w:val="28"/>
-          <w:szCs w:val="28"/>
-        </w:rPr>
-        <w:t>есть</w:t>
-      </w:r>
-      <w:r>
-        <w:rPr>
-          <w:rFonts w:ascii="Times New Roman" w:hAnsi="Times New Roman" w:cs="Times New Roman"/>
-          <w:sz w:val="28"/>
-          <w:szCs w:val="28"/>
-          <w:lang w:val="en-US"/>
-        </w:rPr>
-        <w:t xml:space="preserve"> Record</w:t>
-      </w:r>
-    </w:p>
-    <w:p>
-      <w:pPr>
-        <w:spacing w:after="0" w:line="360" w:lineRule="auto"/>
-        <w:rPr>
-          <w:rFonts w:ascii="Times New Roman" w:hAnsi="Times New Roman" w:cs="Times New Roman"/>
-          <w:sz w:val="28"/>
-          <w:szCs w:val="28"/>
-          <w:lang w:val="en-US"/>
-        </w:rPr>
-      </w:pPr>
-      <w:r>
-        <w:rPr>
-          <w:rFonts w:ascii="Times New Roman" w:hAnsi="Times New Roman" w:cs="Times New Roman"/>
-          <w:sz w:val="28"/>
-          <w:szCs w:val="28"/>
-          <w:lang w:val="en-US"/>
-        </w:rPr>
-        <w:t xml:space="preserve">public record Bottle(Types type, float volume) { </w:t>
-      </w:r>
-    </w:p>
-    <w:p>
-      <w:pPr>
-        <w:spacing w:after="0" w:line="360" w:lineRule="auto"/>
-        <w:rPr>
-          <w:rFonts w:ascii="Times New Roman" w:hAnsi="Times New Roman" w:cs="Times New Roman"/>
-          <w:sz w:val="28"/>
-          <w:szCs w:val="28"/>
-          <w:lang w:val="en-US"/>
-        </w:rPr>
-      </w:pPr>
-      <w:r>
-        <w:rPr>
-          <w:rFonts w:ascii="Times New Roman" w:hAnsi="Times New Roman" w:cs="Times New Roman"/>
-          <w:sz w:val="28"/>
-          <w:szCs w:val="28"/>
-          <w:lang w:val="en-US"/>
-        </w:rPr>
-        <w:t xml:space="preserve">public Types </w:t>
-      </w:r>
-      <w:proofErr w:type="spellStart"/>
-      <w:r>
-        <w:rPr>
-          <w:rFonts w:ascii="Times New Roman" w:hAnsi="Times New Roman" w:cs="Times New Roman"/>
-          <w:sz w:val="28"/>
-          <w:szCs w:val="28"/>
-          <w:lang w:val="en-US"/>
-        </w:rPr>
-        <w:t>getName</w:t>
-      </w:r>
-      <w:proofErr w:type="spellEnd"/>
-      <w:r>
-        <w:rPr>
-          <w:rFonts w:ascii="Times New Roman" w:hAnsi="Times New Roman" w:cs="Times New Roman"/>
-          <w:sz w:val="28"/>
-          <w:szCs w:val="28"/>
-          <w:lang w:val="en-US"/>
-        </w:rPr>
-        <w:t xml:space="preserve">(){ return </w:t>
-      </w:r>
-      <w:proofErr w:type="spellStart"/>
-      <w:r>
-        <w:rPr>
-          <w:rFonts w:ascii="Times New Roman" w:hAnsi="Times New Roman" w:cs="Times New Roman"/>
-          <w:sz w:val="28"/>
-          <w:szCs w:val="28"/>
-          <w:lang w:val="en-US"/>
-        </w:rPr>
-        <w:t>this.type</w:t>
-      </w:r>
-      <w:proofErr w:type="spellEnd"/>
-      <w:r>
-        <w:rPr>
-          <w:rFonts w:ascii="Times New Roman" w:hAnsi="Times New Roman" w:cs="Times New Roman"/>
-          <w:sz w:val="28"/>
-          <w:szCs w:val="28"/>
-          <w:lang w:val="en-US"/>
-        </w:rPr>
-        <w:t>; }</w:t>
-      </w:r>
-    </w:p>
-    <w:p>
-      <w:pPr>
-        <w:spacing w:after="0" w:line="360" w:lineRule="auto"/>
-        <w:rPr>
-          <w:rFonts w:ascii="Times New Roman" w:hAnsi="Times New Roman" w:cs="Times New Roman"/>
-          <w:sz w:val="28"/>
-          <w:szCs w:val="28"/>
-          <w:lang w:val="en-US"/>
-        </w:rPr>
-      </w:pPr>
-      <w:r>
-        <w:rPr>
-          <w:rFonts w:ascii="Times New Roman" w:hAnsi="Times New Roman" w:cs="Times New Roman"/>
-          <w:sz w:val="28"/>
-          <w:szCs w:val="28"/>
-          <w:lang w:val="en-US"/>
-        </w:rPr>
-        <w:t>}</w:t>
-      </w:r>
-    </w:p>
-    <w:p>
-      <w:pPr>
-        <w:spacing w:after="0" w:line="360" w:lineRule="auto"/>
-        <w:rPr>
-          <w:rFonts w:ascii="Times New Roman" w:hAnsi="Times New Roman" w:cs="Times New Roman"/>
-          <w:sz w:val="28"/>
-          <w:szCs w:val="28"/>
-          <w:lang w:val="en-US"/>
-        </w:rPr>
-      </w:pPr>
-      <w:r>
-        <w:rPr>
-          <w:rFonts w:ascii="Times New Roman" w:hAnsi="Times New Roman" w:cs="Times New Roman"/>
-          <w:sz w:val="28"/>
-          <w:szCs w:val="28"/>
-        </w:rPr>
-        <w:t>и</w:t>
-      </w:r>
-      <w:r>
-        <w:rPr>
-          <w:rFonts w:ascii="Times New Roman" w:hAnsi="Times New Roman" w:cs="Times New Roman"/>
-          <w:sz w:val="28"/>
-          <w:szCs w:val="28"/>
-          <w:lang w:val="en-US"/>
-        </w:rPr>
-        <w:t xml:space="preserve"> </w:t>
-      </w:r>
-      <w:proofErr w:type="spellStart"/>
-      <w:r>
-        <w:rPr>
-          <w:rFonts w:ascii="Times New Roman" w:hAnsi="Times New Roman" w:cs="Times New Roman"/>
-          <w:sz w:val="28"/>
-          <w:szCs w:val="28"/>
-          <w:lang w:val="en-US"/>
-        </w:rPr>
-        <w:t>enum</w:t>
-      </w:r>
-      <w:proofErr w:type="spellEnd"/>
-      <w:r>
-        <w:rPr>
-          <w:rFonts w:ascii="Times New Roman" w:hAnsi="Times New Roman" w:cs="Times New Roman"/>
-          <w:sz w:val="28"/>
-          <w:szCs w:val="28"/>
-          <w:lang w:val="en-US"/>
-        </w:rPr>
-        <w:t xml:space="preserve"> Types { </w:t>
-      </w:r>
-      <w:proofErr w:type="spellStart"/>
-      <w:r>
-        <w:rPr>
-          <w:rFonts w:ascii="Times New Roman" w:hAnsi="Times New Roman" w:cs="Times New Roman"/>
-          <w:sz w:val="28"/>
-          <w:szCs w:val="28"/>
-          <w:lang w:val="en-US"/>
-        </w:rPr>
-        <w:t>Chernogolovka</w:t>
-      </w:r>
-      <w:proofErr w:type="spellEnd"/>
-      <w:r>
-        <w:rPr>
-          <w:rFonts w:ascii="Times New Roman" w:hAnsi="Times New Roman" w:cs="Times New Roman"/>
-          <w:sz w:val="28"/>
-          <w:szCs w:val="28"/>
-          <w:lang w:val="en-US"/>
-        </w:rPr>
-        <w:t xml:space="preserve">, Borjomi, </w:t>
-      </w:r>
-      <w:proofErr w:type="spellStart"/>
-      <w:r>
-        <w:rPr>
-          <w:rFonts w:ascii="Times New Roman" w:hAnsi="Times New Roman" w:cs="Times New Roman"/>
-          <w:sz w:val="28"/>
-          <w:szCs w:val="28"/>
-          <w:lang w:val="en-US"/>
-        </w:rPr>
-        <w:t>SaintSpring</w:t>
-      </w:r>
-      <w:proofErr w:type="spellEnd"/>
-      <w:r>
-        <w:rPr>
-          <w:rFonts w:ascii="Times New Roman" w:hAnsi="Times New Roman" w:cs="Times New Roman"/>
-          <w:sz w:val="28"/>
-          <w:szCs w:val="28"/>
-          <w:lang w:val="en-US"/>
-        </w:rPr>
-        <w:t>}</w:t>
-      </w:r>
-    </w:p>
-    <w:p>
-      <w:pPr>
-        <w:spacing w:after="0" w:line="360" w:lineRule="auto"/>
-        <w:rPr>
-          <w:rFonts w:ascii="Times New Roman" w:hAnsi="Times New Roman" w:cs="Times New Roman"/>
-          <w:sz w:val="28"/>
-          <w:szCs w:val="28"/>
-        </w:rPr>
-      </w:pPr>
-      <w:r>
-        <w:rPr>
-          <w:rFonts w:ascii="Times New Roman" w:hAnsi="Times New Roman" w:cs="Times New Roman"/>
-          <w:sz w:val="28"/>
-          <w:szCs w:val="28"/>
-        </w:rPr>
-        <w:t xml:space="preserve">Нужно написать метод для заполнения массива из десяти элементов бутылками с </w:t>
-      </w:r>
-      <w:proofErr w:type="spellStart"/>
-      <w:r>
-        <w:rPr>
-          <w:rFonts w:ascii="Times New Roman" w:hAnsi="Times New Roman" w:cs="Times New Roman"/>
-          <w:sz w:val="28"/>
-          <w:szCs w:val="28"/>
-        </w:rPr>
-        <w:t>рандомным</w:t>
-      </w:r>
-      <w:proofErr w:type="spellEnd"/>
-      <w:r>
-        <w:rPr>
-          <w:rFonts w:ascii="Times New Roman" w:hAnsi="Times New Roman" w:cs="Times New Roman"/>
-          <w:sz w:val="28"/>
-          <w:szCs w:val="28"/>
-        </w:rPr>
-        <w:t xml:space="preserve"> типом и </w:t>
-      </w:r>
-      <w:proofErr w:type="spellStart"/>
-      <w:r>
-        <w:rPr>
-          <w:rFonts w:ascii="Times New Roman" w:hAnsi="Times New Roman" w:cs="Times New Roman"/>
-          <w:sz w:val="28"/>
-          <w:szCs w:val="28"/>
-        </w:rPr>
-        <w:t>рандомным</w:t>
-      </w:r>
-      <w:proofErr w:type="spellEnd"/>
-      <w:r>
-        <w:rPr>
-          <w:rFonts w:ascii="Times New Roman" w:hAnsi="Times New Roman" w:cs="Times New Roman"/>
-          <w:sz w:val="28"/>
-          <w:szCs w:val="28"/>
-        </w:rPr>
-        <w:t xml:space="preserve"> объемом от 0 до 1</w:t>
-      </w:r>
-      <w:r>
-        <w:rPr>
-          <w:rFonts w:ascii="Times New Roman" w:hAnsi="Times New Roman" w:cs="Times New Roman"/>
-          <w:sz w:val="28"/>
-          <w:szCs w:val="28"/>
-        </w:rPr>
-        <w:t>»</w:t>
-      </w:r>
-    </w:p>
-    <w:p>
-      <w:pPr>
-        <w:spacing w:after="0" w:line="360" w:lineRule="auto"/>
-        <w:rPr>
-          <w:rFonts w:ascii="Times New Roman" w:hAnsi="Times New Roman" w:cs="Times New Roman"/>
-          <w:sz w:val="28"/>
-          <w:szCs w:val="28"/>
-        </w:rPr>
-      </w:pPr>
-      <w:r>
-        <w:rPr>
-          <w:rFonts w:ascii="Times New Roman" w:hAnsi="Times New Roman" w:cs="Times New Roman"/>
-          <w:sz w:val="28"/>
-          <w:szCs w:val="28"/>
-        </w:rPr>
-        <w:t xml:space="preserve">1. Решение </w:t>
-      </w:r>
-      <w:r>
-        <w:rPr>
-          <w:rFonts w:ascii="Times New Roman" w:hAnsi="Times New Roman" w:cs="Times New Roman"/>
-          <w:sz w:val="28"/>
-          <w:szCs w:val="28"/>
-          <w:lang w:val="en-US"/>
-        </w:rPr>
-        <w:t>ChatGPT</w:t>
-      </w:r>
-      <w:r>
-        <w:rPr>
-          <w:rFonts w:ascii="Times New Roman" w:hAnsi="Times New Roman" w:cs="Times New Roman"/>
-          <w:sz w:val="28"/>
-          <w:szCs w:val="28"/>
-        </w:rPr>
-        <w:t xml:space="preserve"> </w:t>
-      </w:r>
-      <w:r>
-        <w:rPr>
-          <w:rFonts w:ascii="Times New Roman" w:hAnsi="Times New Roman" w:cs="Times New Roman"/>
-          <w:sz w:val="28"/>
-          <w:szCs w:val="28"/>
-        </w:rPr>
-        <w:t>оказалось схожим с моим</w:t>
-      </w:r>
-      <w:r>
-        <w:rPr>
-          <w:rFonts w:ascii="Times New Roman" w:hAnsi="Times New Roman" w:cs="Times New Roman"/>
-          <w:sz w:val="28"/>
-          <w:szCs w:val="28"/>
-        </w:rPr>
-        <w:t>:</w:t>
-      </w:r>
-    </w:p>
-    <w:p>
-      <w:pPr>
-        <w:spacing w:after="0" w:line="360" w:lineRule="auto"/>
-        <w:rPr>
-          <w:rFonts w:ascii="Times New Roman" w:hAnsi="Times New Roman" w:cs="Times New Roman"/>
-          <w:sz w:val="28"/>
-          <w:szCs w:val="28"/>
-          <w:lang w:val="en-US"/>
-        </w:rPr>
-      </w:pPr>
-      <w:r>
-        <w:rPr>
-          <w:rFonts w:ascii="Times New Roman" w:hAnsi="Times New Roman" w:cs="Times New Roman"/>
-          <w:sz w:val="28"/>
-          <w:szCs w:val="28"/>
-          <w:lang w:val="en-US"/>
-        </w:rPr>
-        <w:t xml:space="preserve">import </w:t>
-      </w:r>
-      <w:proofErr w:type="spellStart"/>
-      <w:r>
-        <w:rPr>
-          <w:rFonts w:ascii="Times New Roman" w:hAnsi="Times New Roman" w:cs="Times New Roman"/>
-          <w:sz w:val="28"/>
-          <w:szCs w:val="28"/>
-          <w:lang w:val="en-US"/>
-        </w:rPr>
-        <w:t>java.util.Random</w:t>
-      </w:r>
-      <w:proofErr w:type="spellEnd"/>
-      <w:r>
-        <w:rPr>
-          <w:rFonts w:ascii="Times New Roman" w:hAnsi="Times New Roman" w:cs="Times New Roman"/>
-          <w:sz w:val="28"/>
-          <w:szCs w:val="28"/>
-          <w:lang w:val="en-US"/>
-        </w:rPr>
-        <w:t>;</w:t>
-      </w:r>
-    </w:p>
-    <w:p>
-      <w:pPr>
-        <w:spacing w:after="0" w:line="240" w:lineRule="auto"/>
-        <w:rPr>
-          <w:rFonts w:ascii="Times New Roman" w:hAnsi="Times New Roman" w:cs="Times New Roman"/>
-          <w:sz w:val="28"/>
-          <w:szCs w:val="28"/>
-          <w:lang w:val="en-US"/>
-        </w:rPr>
-      </w:pPr>
-      <w:r>
-        <w:rPr>
-          <w:rFonts w:ascii="Times New Roman" w:hAnsi="Times New Roman" w:cs="Times New Roman"/>
-          <w:sz w:val="28"/>
-          <w:szCs w:val="28"/>
-          <w:lang w:val="en-US"/>
-        </w:rPr>
-        <w:t>public class Main {</w:t>
-      </w:r>
-    </w:p>
-    <w:p>
-      <w:pPr>
-        <w:spacing w:after="0" w:line="240" w:lineRule="auto"/>
-        <w:rPr>
-          <w:rFonts w:ascii="Times New Roman" w:hAnsi="Times New Roman" w:cs="Times New Roman"/>
-          <w:sz w:val="28"/>
-          <w:szCs w:val="28"/>
-          <w:lang w:val="en-US"/>
-        </w:rPr>
-      </w:pPr>
-      <w:r>
-        <w:rPr>
-          <w:rFonts w:ascii="Times New Roman" w:hAnsi="Times New Roman" w:cs="Times New Roman"/>
-          <w:sz w:val="28"/>
-          <w:szCs w:val="28"/>
-          <w:lang w:val="en-US"/>
-        </w:rPr>
-        <w:t xml:space="preserve">    public static void main(String[] </w:t>
-      </w:r>
-      <w:proofErr w:type="spellStart"/>
-      <w:r>
-        <w:rPr>
-          <w:rFonts w:ascii="Times New Roman" w:hAnsi="Times New Roman" w:cs="Times New Roman"/>
-          <w:sz w:val="28"/>
-          <w:szCs w:val="28"/>
-          <w:lang w:val="en-US"/>
-        </w:rPr>
-        <w:t>args</w:t>
-      </w:r>
-      <w:proofErr w:type="spellEnd"/>
-      <w:r>
-        <w:rPr>
-          <w:rFonts w:ascii="Times New Roman" w:hAnsi="Times New Roman" w:cs="Times New Roman"/>
-          <w:sz w:val="28"/>
-          <w:szCs w:val="28"/>
-          <w:lang w:val="en-US"/>
-        </w:rPr>
-        <w:t>) {</w:t>
-      </w:r>
-    </w:p>
-    <w:p>
-      <w:pPr>
-        <w:spacing w:after="0" w:line="240" w:lineRule="auto"/>
-        <w:rPr>
-          <w:rFonts w:ascii="Times New Roman" w:hAnsi="Times New Roman" w:cs="Times New Roman"/>
-          <w:sz w:val="28"/>
-          <w:szCs w:val="28"/>
-          <w:lang w:val="en-US"/>
-        </w:rPr>
-      </w:pPr>
-      <w:r>
-        <w:rPr>
-          <w:rFonts w:ascii="Times New Roman" w:hAnsi="Times New Roman" w:cs="Times New Roman"/>
-          <w:sz w:val="28"/>
-          <w:szCs w:val="28"/>
-          <w:lang w:val="en-US"/>
-        </w:rPr>
-        <w:t xml:space="preserve">        Bottle[] bottles = </w:t>
-      </w:r>
-      <w:proofErr w:type="spellStart"/>
-      <w:r>
-        <w:rPr>
-          <w:rFonts w:ascii="Times New Roman" w:hAnsi="Times New Roman" w:cs="Times New Roman"/>
-          <w:sz w:val="28"/>
-          <w:szCs w:val="28"/>
-          <w:lang w:val="en-US"/>
-        </w:rPr>
-        <w:t>createRandomBottles</w:t>
-      </w:r>
-      <w:proofErr w:type="spellEnd"/>
-      <w:r>
-        <w:rPr>
-          <w:rFonts w:ascii="Times New Roman" w:hAnsi="Times New Roman" w:cs="Times New Roman"/>
-          <w:sz w:val="28"/>
-          <w:szCs w:val="28"/>
-          <w:lang w:val="en-US"/>
-        </w:rPr>
-        <w:t>(10);</w:t>
-      </w:r>
-    </w:p>
-    <w:p>
-      <w:pPr>
-        <w:spacing w:after="0" w:line="240" w:lineRule="auto"/>
-        <w:rPr>
-          <w:rFonts w:ascii="Times New Roman" w:hAnsi="Times New Roman" w:cs="Times New Roman"/>
-          <w:sz w:val="28"/>
-          <w:szCs w:val="28"/>
-          <w:lang w:val="en-US"/>
-        </w:rPr>
-      </w:pPr>
-      <w:r>
-        <w:rPr>
-          <w:rFonts w:ascii="Times New Roman" w:hAnsi="Times New Roman" w:cs="Times New Roman"/>
-          <w:sz w:val="28"/>
-          <w:szCs w:val="28"/>
-          <w:lang w:val="en-US"/>
-        </w:rPr>
-        <w:t xml:space="preserve">        for (Bottle b : bottles) {</w:t>
-      </w:r>
-    </w:p>
-    <w:p>
-      <w:pPr>
-        <w:spacing w:after="0" w:line="240" w:lineRule="auto"/>
-        <w:rPr>
-          <w:rFonts w:ascii="Times New Roman" w:hAnsi="Times New Roman" w:cs="Times New Roman"/>
-          <w:sz w:val="28"/>
-          <w:szCs w:val="28"/>
-          <w:lang w:val="en-US"/>
-        </w:rPr>
-      </w:pPr>
-      <w:r>
-        <w:rPr>
-          <w:rFonts w:ascii="Times New Roman" w:hAnsi="Times New Roman" w:cs="Times New Roman"/>
-          <w:sz w:val="28"/>
-          <w:szCs w:val="28"/>
-          <w:lang w:val="en-US"/>
-        </w:rPr>
-        <w:t xml:space="preserve">            </w:t>
-      </w:r>
-      <w:proofErr w:type="spellStart"/>
-      <w:r>
-        <w:rPr>
-          <w:rFonts w:ascii="Times New Roman" w:hAnsi="Times New Roman" w:cs="Times New Roman"/>
-          <w:sz w:val="28"/>
-          <w:szCs w:val="28"/>
-          <w:lang w:val="en-US"/>
-        </w:rPr>
-        <w:t>System.out.println</w:t>
-      </w:r>
-      <w:proofErr w:type="spellEnd"/>
-      <w:r>
-        <w:rPr>
-          <w:rFonts w:ascii="Times New Roman" w:hAnsi="Times New Roman" w:cs="Times New Roman"/>
-          <w:sz w:val="28"/>
-          <w:szCs w:val="28"/>
-          <w:lang w:val="en-US"/>
-        </w:rPr>
-        <w:t>(b);</w:t>
-      </w:r>
-    </w:p>
-    <w:p>
-      <w:pPr>
-        <w:spacing w:after="0" w:line="240" w:lineRule="auto"/>
-        <w:rPr>
-          <w:rFonts w:ascii="Times New Roman" w:hAnsi="Times New Roman" w:cs="Times New Roman"/>
-          <w:sz w:val="28"/>
-          <w:szCs w:val="28"/>
-          <w:lang w:val="en-US"/>
-        </w:rPr>
-      </w:pPr>
-      <w:r>
-        <w:rPr>
-          <w:rFonts w:ascii="Times New Roman" w:hAnsi="Times New Roman" w:cs="Times New Roman"/>
-          <w:sz w:val="28"/>
-          <w:szCs w:val="28"/>
-          <w:lang w:val="en-US"/>
-        </w:rPr>
-        <w:t xml:space="preserve">        }</w:t>
-      </w:r>
-    </w:p>
-    <w:p>
-      <w:pPr>
-        <w:spacing w:after="0" w:line="240" w:lineRule="auto"/>
-        <w:rPr>
-          <w:rFonts w:ascii="Times New Roman" w:hAnsi="Times New Roman" w:cs="Times New Roman"/>
-          <w:sz w:val="28"/>
-          <w:szCs w:val="28"/>
-          <w:lang w:val="en-US"/>
-        </w:rPr>
-      </w:pPr>
-      <w:r>
-        <w:rPr>
-          <w:rFonts w:ascii="Times New Roman" w:hAnsi="Times New Roman" w:cs="Times New Roman"/>
-          <w:sz w:val="28"/>
-          <w:szCs w:val="28"/>
-          <w:lang w:val="en-US"/>
-        </w:rPr>
-        <w:t xml:space="preserve">    }</w:t>
-      </w:r>
-    </w:p>
-    <w:p>
-      <w:pPr>
-        <w:spacing w:after="0" w:line="240" w:lineRule="auto"/>
-        <w:rPr>
-          <w:rFonts w:ascii="Times New Roman" w:hAnsi="Times New Roman" w:cs="Times New Roman"/>
-          <w:sz w:val="28"/>
-          <w:szCs w:val="28"/>
-          <w:lang w:val="en-US"/>
-        </w:rPr>
-      </w:pPr>
-      <w:r>
-        <w:rPr>
-          <w:rFonts w:ascii="Times New Roman" w:hAnsi="Times New Roman" w:cs="Times New Roman"/>
-          <w:sz w:val="28"/>
-          <w:szCs w:val="28"/>
-          <w:lang w:val="en-US"/>
-        </w:rPr>
-        <w:t xml:space="preserve">    public static Bottle[] </w:t>
-      </w:r>
-      <w:proofErr w:type="spellStart"/>
-      <w:r>
-        <w:rPr>
-          <w:rFonts w:ascii="Times New Roman" w:hAnsi="Times New Roman" w:cs="Times New Roman"/>
-          <w:sz w:val="28"/>
-          <w:szCs w:val="28"/>
-          <w:lang w:val="en-US"/>
-        </w:rPr>
-        <w:t>createRandomBottles</w:t>
-      </w:r>
-      <w:proofErr w:type="spellEnd"/>
-      <w:r>
-        <w:rPr>
-          <w:rFonts w:ascii="Times New Roman" w:hAnsi="Times New Roman" w:cs="Times New Roman"/>
-          <w:sz w:val="28"/>
-          <w:szCs w:val="28"/>
-          <w:lang w:val="en-US"/>
-        </w:rPr>
-        <w:t>(int size) {</w:t>
-      </w:r>
-    </w:p>
-    <w:p>
-      <w:pPr>
-        <w:spacing w:after="0" w:line="240" w:lineRule="auto"/>
-        <w:rPr>
-          <w:rFonts w:ascii="Times New Roman" w:hAnsi="Times New Roman" w:cs="Times New Roman"/>
-          <w:sz w:val="28"/>
-          <w:szCs w:val="28"/>
-          <w:lang w:val="en-US"/>
-        </w:rPr>
-      </w:pPr>
-      <w:r>
-        <w:rPr>
-          <w:rFonts w:ascii="Times New Roman" w:hAnsi="Times New Roman" w:cs="Times New Roman"/>
-          <w:sz w:val="28"/>
-          <w:szCs w:val="28"/>
-          <w:lang w:val="en-US"/>
-        </w:rPr>
-        <w:t xml:space="preserve">        Bottle[] bottles = new Bottle[size];</w:t>
-      </w:r>
-    </w:p>
-    <w:p>
-      <w:pPr>
-        <w:spacing w:after="0" w:line="240" w:lineRule="auto"/>
-        <w:rPr>
-          <w:rFonts w:ascii="Times New Roman" w:hAnsi="Times New Roman" w:cs="Times New Roman"/>
-          <w:sz w:val="28"/>
-          <w:szCs w:val="28"/>
-          <w:lang w:val="en-US"/>
-        </w:rPr>
-      </w:pPr>
-      <w:r>
-        <w:rPr>
-          <w:rFonts w:ascii="Times New Roman" w:hAnsi="Times New Roman" w:cs="Times New Roman"/>
-          <w:sz w:val="28"/>
-          <w:szCs w:val="28"/>
-          <w:lang w:val="en-US"/>
-        </w:rPr>
-        <w:t xml:space="preserve">        Random rand = new Random();</w:t>
-      </w:r>
-    </w:p>
-    <w:p>
-      <w:pPr>
-        <w:spacing w:after="0" w:line="240" w:lineRule="auto"/>
-        <w:rPr>
-          <w:rFonts w:ascii="Times New Roman" w:hAnsi="Times New Roman" w:cs="Times New Roman"/>
-          <w:sz w:val="28"/>
-          <w:szCs w:val="28"/>
-          <w:lang w:val="en-US"/>
-        </w:rPr>
-      </w:pPr>
-      <w:r>
-        <w:rPr>
-          <w:rFonts w:ascii="Times New Roman" w:hAnsi="Times New Roman" w:cs="Times New Roman"/>
-          <w:sz w:val="28"/>
-          <w:szCs w:val="28"/>
-          <w:lang w:val="en-US"/>
-        </w:rPr>
-        <w:t xml:space="preserve">        Types[] types = </w:t>
-      </w:r>
-      <w:proofErr w:type="spellStart"/>
-      <w:r>
-        <w:rPr>
-          <w:rFonts w:ascii="Times New Roman" w:hAnsi="Times New Roman" w:cs="Times New Roman"/>
-          <w:sz w:val="28"/>
-          <w:szCs w:val="28"/>
-          <w:lang w:val="en-US"/>
-        </w:rPr>
-        <w:t>Types.values</w:t>
-      </w:r>
-      <w:proofErr w:type="spellEnd"/>
-      <w:r>
-        <w:rPr>
-          <w:rFonts w:ascii="Times New Roman" w:hAnsi="Times New Roman" w:cs="Times New Roman"/>
-          <w:sz w:val="28"/>
-          <w:szCs w:val="28"/>
-          <w:lang w:val="en-US"/>
-        </w:rPr>
-        <w:t>();</w:t>
-      </w:r>
-    </w:p>
-    <w:p>
-      <w:pPr>
-        <w:spacing w:after="0" w:line="240" w:lineRule="auto"/>
-        <w:rPr>
-          <w:rFonts w:ascii="Times New Roman" w:hAnsi="Times New Roman" w:cs="Times New Roman"/>
-          <w:sz w:val="28"/>
-          <w:szCs w:val="28"/>
-          <w:lang w:val="en-US"/>
-        </w:rPr>
-      </w:pPr>
-      <w:r>
-        <w:rPr>
-          <w:rFonts w:ascii="Times New Roman" w:hAnsi="Times New Roman" w:cs="Times New Roman"/>
-          <w:sz w:val="28"/>
-          <w:szCs w:val="28"/>
-          <w:lang w:val="en-US"/>
-        </w:rPr>
-        <w:t xml:space="preserve">        for (int </w:t>
-      </w:r>
-      <w:proofErr w:type="spellStart"/>
-      <w:r>
-        <w:rPr>
-          <w:rFonts w:ascii="Times New Roman" w:hAnsi="Times New Roman" w:cs="Times New Roman"/>
-          <w:sz w:val="28"/>
-          <w:szCs w:val="28"/>
-          <w:lang w:val="en-US"/>
-        </w:rPr>
-        <w:t>i</w:t>
-      </w:r>
-      <w:proofErr w:type="spellEnd"/>
-      <w:r>
-        <w:rPr>
-          <w:rFonts w:ascii="Times New Roman" w:hAnsi="Times New Roman" w:cs="Times New Roman"/>
-          <w:sz w:val="28"/>
-          <w:szCs w:val="28"/>
-          <w:lang w:val="en-US"/>
-        </w:rPr>
-        <w:t xml:space="preserve"> = 0; </w:t>
-      </w:r>
-      <w:proofErr w:type="spellStart"/>
-      <w:r>
-        <w:rPr>
-          <w:rFonts w:ascii="Times New Roman" w:hAnsi="Times New Roman" w:cs="Times New Roman"/>
-          <w:sz w:val="28"/>
-          <w:szCs w:val="28"/>
-          <w:lang w:val="en-US"/>
-        </w:rPr>
-        <w:t>i</w:t>
-      </w:r>
-      <w:proofErr w:type="spellEnd"/>
-      <w:r>
-        <w:rPr>
-          <w:rFonts w:ascii="Times New Roman" w:hAnsi="Times New Roman" w:cs="Times New Roman"/>
-          <w:sz w:val="28"/>
-          <w:szCs w:val="28"/>
-          <w:lang w:val="en-US"/>
-        </w:rPr>
-        <w:t xml:space="preserve"> &lt; size; </w:t>
-      </w:r>
-      <w:proofErr w:type="spellStart"/>
-      <w:r>
-        <w:rPr>
-          <w:rFonts w:ascii="Times New Roman" w:hAnsi="Times New Roman" w:cs="Times New Roman"/>
-          <w:sz w:val="28"/>
-          <w:szCs w:val="28"/>
-          <w:lang w:val="en-US"/>
-        </w:rPr>
-        <w:t>i</w:t>
-      </w:r>
-      <w:proofErr w:type="spellEnd"/>
-      <w:r>
-        <w:rPr>
-          <w:rFonts w:ascii="Times New Roman" w:hAnsi="Times New Roman" w:cs="Times New Roman"/>
-          <w:sz w:val="28"/>
-          <w:szCs w:val="28"/>
-          <w:lang w:val="en-US"/>
-        </w:rPr>
-        <w:t>++) {</w:t>
-      </w:r>
-    </w:p>
-    <w:p>
-      <w:pPr>
-        <w:spacing w:after="0" w:line="240" w:lineRule="auto"/>
-        <w:rPr>
-          <w:rFonts w:ascii="Times New Roman" w:hAnsi="Times New Roman" w:cs="Times New Roman"/>
-          <w:sz w:val="28"/>
-          <w:szCs w:val="28"/>
-          <w:lang w:val="en-US"/>
-        </w:rPr>
-      </w:pPr>
-      <w:r>
-        <w:rPr>
-          <w:rFonts w:ascii="Times New Roman" w:hAnsi="Times New Roman" w:cs="Times New Roman"/>
-          <w:sz w:val="28"/>
-          <w:szCs w:val="28"/>
-          <w:lang w:val="en-US"/>
-        </w:rPr>
-        <w:t xml:space="preserve">            // </w:t>
-      </w:r>
-      <w:proofErr w:type="spellStart"/>
-      <w:r>
-        <w:rPr>
-          <w:rFonts w:ascii="Times New Roman" w:hAnsi="Times New Roman" w:cs="Times New Roman"/>
-          <w:sz w:val="28"/>
-          <w:szCs w:val="28"/>
-          <w:lang w:val="en-US"/>
-        </w:rPr>
-        <w:t>Выбираем</w:t>
-      </w:r>
-      <w:proofErr w:type="spellEnd"/>
-      <w:r>
-        <w:rPr>
-          <w:rFonts w:ascii="Times New Roman" w:hAnsi="Times New Roman" w:cs="Times New Roman"/>
-          <w:sz w:val="28"/>
-          <w:szCs w:val="28"/>
-          <w:lang w:val="en-US"/>
-        </w:rPr>
-        <w:t xml:space="preserve"> </w:t>
-      </w:r>
-      <w:proofErr w:type="spellStart"/>
-      <w:r>
-        <w:rPr>
-          <w:rFonts w:ascii="Times New Roman" w:hAnsi="Times New Roman" w:cs="Times New Roman"/>
-          <w:sz w:val="28"/>
-          <w:szCs w:val="28"/>
-          <w:lang w:val="en-US"/>
-        </w:rPr>
-        <w:t>случайный</w:t>
-      </w:r>
-      <w:proofErr w:type="spellEnd"/>
-      <w:r>
-        <w:rPr>
-          <w:rFonts w:ascii="Times New Roman" w:hAnsi="Times New Roman" w:cs="Times New Roman"/>
-          <w:sz w:val="28"/>
-          <w:szCs w:val="28"/>
-          <w:lang w:val="en-US"/>
-        </w:rPr>
-        <w:t xml:space="preserve"> </w:t>
-      </w:r>
-      <w:proofErr w:type="spellStart"/>
-      <w:r>
-        <w:rPr>
-          <w:rFonts w:ascii="Times New Roman" w:hAnsi="Times New Roman" w:cs="Times New Roman"/>
-          <w:sz w:val="28"/>
-          <w:szCs w:val="28"/>
-          <w:lang w:val="en-US"/>
-        </w:rPr>
-        <w:t>тип</w:t>
-      </w:r>
-      <w:proofErr w:type="spellEnd"/>
-    </w:p>
-    <w:p>
-      <w:pPr>
-        <w:spacing w:after="0" w:line="240" w:lineRule="auto"/>
-        <w:rPr>
-          <w:rFonts w:ascii="Times New Roman" w:hAnsi="Times New Roman" w:cs="Times New Roman"/>
-          <w:sz w:val="28"/>
-          <w:szCs w:val="28"/>
-          <w:lang w:val="en-US"/>
-        </w:rPr>
-      </w:pPr>
-      <w:r>
-        <w:rPr>
-          <w:rFonts w:ascii="Times New Roman" w:hAnsi="Times New Roman" w:cs="Times New Roman"/>
-          <w:sz w:val="28"/>
-          <w:szCs w:val="28"/>
-          <w:lang w:val="en-US"/>
-        </w:rPr>
-        <w:t xml:space="preserve">            Types </w:t>
-      </w:r>
-      <w:proofErr w:type="spellStart"/>
-      <w:r>
-        <w:rPr>
-          <w:rFonts w:ascii="Times New Roman" w:hAnsi="Times New Roman" w:cs="Times New Roman"/>
-          <w:sz w:val="28"/>
-          <w:szCs w:val="28"/>
-          <w:lang w:val="en-US"/>
-        </w:rPr>
-        <w:t>randomType</w:t>
-      </w:r>
-      <w:proofErr w:type="spellEnd"/>
-      <w:r>
-        <w:rPr>
-          <w:rFonts w:ascii="Times New Roman" w:hAnsi="Times New Roman" w:cs="Times New Roman"/>
-          <w:sz w:val="28"/>
-          <w:szCs w:val="28"/>
-          <w:lang w:val="en-US"/>
-        </w:rPr>
-        <w:t xml:space="preserve"> = types[</w:t>
-      </w:r>
-      <w:proofErr w:type="spellStart"/>
-      <w:r>
-        <w:rPr>
-          <w:rFonts w:ascii="Times New Roman" w:hAnsi="Times New Roman" w:cs="Times New Roman"/>
-          <w:sz w:val="28"/>
-          <w:szCs w:val="28"/>
-          <w:lang w:val="en-US"/>
-        </w:rPr>
-        <w:t>rand.nextInt</w:t>
-      </w:r>
-      <w:proofErr w:type="spellEnd"/>
-      <w:r>
-        <w:rPr>
-          <w:rFonts w:ascii="Times New Roman" w:hAnsi="Times New Roman" w:cs="Times New Roman"/>
-          <w:sz w:val="28"/>
-          <w:szCs w:val="28"/>
-          <w:lang w:val="en-US"/>
-        </w:rPr>
-        <w:t>(</w:t>
-      </w:r>
-      <w:proofErr w:type="spellStart"/>
-      <w:r>
-        <w:rPr>
-          <w:rFonts w:ascii="Times New Roman" w:hAnsi="Times New Roman" w:cs="Times New Roman"/>
-          <w:sz w:val="28"/>
-          <w:szCs w:val="28"/>
-          <w:lang w:val="en-US"/>
-        </w:rPr>
-        <w:t>types.length</w:t>
-      </w:r>
-      <w:proofErr w:type="spellEnd"/>
-      <w:r>
-        <w:rPr>
-          <w:rFonts w:ascii="Times New Roman" w:hAnsi="Times New Roman" w:cs="Times New Roman"/>
-          <w:sz w:val="28"/>
-          <w:szCs w:val="28"/>
-          <w:lang w:val="en-US"/>
-        </w:rPr>
-        <w:t>)];</w:t>
-      </w:r>
-    </w:p>
-    <w:p>
-      <w:pPr>
-        <w:spacing w:after="0" w:line="240" w:lineRule="auto"/>
-        <w:rPr>
-          <w:rFonts w:ascii="Times New Roman" w:hAnsi="Times New Roman" w:cs="Times New Roman"/>
-          <w:sz w:val="28"/>
-          <w:szCs w:val="28"/>
-        </w:rPr>
-      </w:pPr>
-      <w:r>
-        <w:rPr>
-          <w:rFonts w:ascii="Times New Roman" w:hAnsi="Times New Roman" w:cs="Times New Roman"/>
-          <w:sz w:val="28"/>
-          <w:szCs w:val="28"/>
-          <w:lang w:val="en-US"/>
-        </w:rPr>
-        <w:t xml:space="preserve">            </w:t>
-      </w:r>
-      <w:r>
-        <w:rPr>
-          <w:rFonts w:ascii="Times New Roman" w:hAnsi="Times New Roman" w:cs="Times New Roman"/>
-          <w:sz w:val="28"/>
-          <w:szCs w:val="28"/>
-        </w:rPr>
-        <w:t>// Генерируем случайный объем от 0 до 1</w:t>
-      </w:r>
-    </w:p>
-    <w:p>
-      <w:pPr>
-        <w:spacing w:after="0" w:line="240" w:lineRule="auto"/>
-        <w:rPr>
-          <w:rFonts w:ascii="Times New Roman" w:hAnsi="Times New Roman" w:cs="Times New Roman"/>
-          <w:sz w:val="28"/>
-          <w:szCs w:val="28"/>
-          <w:lang w:val="en-US"/>
-        </w:rPr>
-      </w:pPr>
-      <w:r>
-        <w:rPr>
-          <w:rFonts w:ascii="Times New Roman" w:hAnsi="Times New Roman" w:cs="Times New Roman"/>
-          <w:sz w:val="28"/>
-          <w:szCs w:val="28"/>
-        </w:rPr>
-        <w:t xml:space="preserve">            </w:t>
-      </w:r>
-      <w:r>
-        <w:rPr>
-          <w:rFonts w:ascii="Times New Roman" w:hAnsi="Times New Roman" w:cs="Times New Roman"/>
-          <w:sz w:val="28"/>
-          <w:szCs w:val="28"/>
-          <w:lang w:val="en-US"/>
-        </w:rPr>
-        <w:t xml:space="preserve">float volume = </w:t>
-      </w:r>
-      <w:proofErr w:type="spellStart"/>
-      <w:r>
-        <w:rPr>
-          <w:rFonts w:ascii="Times New Roman" w:hAnsi="Times New Roman" w:cs="Times New Roman"/>
-          <w:sz w:val="28"/>
-          <w:szCs w:val="28"/>
-          <w:lang w:val="en-US"/>
-        </w:rPr>
-        <w:t>rand.nextFloat</w:t>
-      </w:r>
-      <w:proofErr w:type="spellEnd"/>
-      <w:r>
-        <w:rPr>
-          <w:rFonts w:ascii="Times New Roman" w:hAnsi="Times New Roman" w:cs="Times New Roman"/>
-          <w:sz w:val="28"/>
-          <w:szCs w:val="28"/>
-          <w:lang w:val="en-US"/>
-        </w:rPr>
-        <w:t>();</w:t>
-      </w:r>
-    </w:p>
-    <w:p>
-      <w:pPr>
-        <w:spacing w:after="0" w:line="240" w:lineRule="auto"/>
-        <w:rPr>
-          <w:rFonts w:ascii="Times New Roman" w:hAnsi="Times New Roman" w:cs="Times New Roman"/>
-          <w:sz w:val="28"/>
-          <w:szCs w:val="28"/>
-          <w:lang w:val="en-US"/>
-        </w:rPr>
-      </w:pPr>
-      <w:r>
-        <w:rPr>
-          <w:rFonts w:ascii="Times New Roman" w:hAnsi="Times New Roman" w:cs="Times New Roman"/>
-          <w:sz w:val="28"/>
-          <w:szCs w:val="28"/>
-          <w:lang w:val="en-US"/>
-        </w:rPr>
-        <w:t xml:space="preserve">            // </w:t>
-      </w:r>
-      <w:proofErr w:type="spellStart"/>
-      <w:r>
-        <w:rPr>
-          <w:rFonts w:ascii="Times New Roman" w:hAnsi="Times New Roman" w:cs="Times New Roman"/>
-          <w:sz w:val="28"/>
-          <w:szCs w:val="28"/>
-          <w:lang w:val="en-US"/>
-        </w:rPr>
-        <w:t>Создаем</w:t>
-      </w:r>
-      <w:proofErr w:type="spellEnd"/>
-      <w:r>
-        <w:rPr>
-          <w:rFonts w:ascii="Times New Roman" w:hAnsi="Times New Roman" w:cs="Times New Roman"/>
-          <w:sz w:val="28"/>
-          <w:szCs w:val="28"/>
-          <w:lang w:val="en-US"/>
-        </w:rPr>
-        <w:t xml:space="preserve"> </w:t>
-      </w:r>
-      <w:proofErr w:type="spellStart"/>
-      <w:r>
-        <w:rPr>
-          <w:rFonts w:ascii="Times New Roman" w:hAnsi="Times New Roman" w:cs="Times New Roman"/>
-          <w:sz w:val="28"/>
-          <w:szCs w:val="28"/>
-          <w:lang w:val="en-US"/>
-        </w:rPr>
-        <w:t>бутылку</w:t>
-      </w:r>
-      <w:proofErr w:type="spellEnd"/>
-    </w:p>
-    <w:p>
-      <w:pPr>
-        <w:spacing w:after="0" w:line="240" w:lineRule="auto"/>
-        <w:rPr>
-          <w:rFonts w:ascii="Times New Roman" w:hAnsi="Times New Roman" w:cs="Times New Roman"/>
-          <w:sz w:val="28"/>
-          <w:szCs w:val="28"/>
-          <w:lang w:val="en-US"/>
-        </w:rPr>
-      </w:pPr>
-      <w:r>
-        <w:rPr>
-          <w:rFonts w:ascii="Times New Roman" w:hAnsi="Times New Roman" w:cs="Times New Roman"/>
-          <w:sz w:val="28"/>
-          <w:szCs w:val="28"/>
-          <w:lang w:val="en-US"/>
-        </w:rPr>
-        <w:t xml:space="preserve">            bottles[</w:t>
-      </w:r>
-      <w:proofErr w:type="spellStart"/>
-      <w:r>
-        <w:rPr>
-          <w:rFonts w:ascii="Times New Roman" w:hAnsi="Times New Roman" w:cs="Times New Roman"/>
-          <w:sz w:val="28"/>
-          <w:szCs w:val="28"/>
-          <w:lang w:val="en-US"/>
-        </w:rPr>
-        <w:t>i</w:t>
-      </w:r>
-      <w:proofErr w:type="spellEnd"/>
-      <w:r>
-        <w:rPr>
-          <w:rFonts w:ascii="Times New Roman" w:hAnsi="Times New Roman" w:cs="Times New Roman"/>
-          <w:sz w:val="28"/>
-          <w:szCs w:val="28"/>
-          <w:lang w:val="en-US"/>
-        </w:rPr>
-        <w:t>] = new Bottle(</w:t>
-      </w:r>
-      <w:proofErr w:type="spellStart"/>
-      <w:r>
-        <w:rPr>
-          <w:rFonts w:ascii="Times New Roman" w:hAnsi="Times New Roman" w:cs="Times New Roman"/>
-          <w:sz w:val="28"/>
-          <w:szCs w:val="28"/>
-          <w:lang w:val="en-US"/>
-        </w:rPr>
-        <w:t>randomType</w:t>
-      </w:r>
-      <w:proofErr w:type="spellEnd"/>
-      <w:r>
-        <w:rPr>
-          <w:rFonts w:ascii="Times New Roman" w:hAnsi="Times New Roman" w:cs="Times New Roman"/>
-          <w:sz w:val="28"/>
-          <w:szCs w:val="28"/>
-          <w:lang w:val="en-US"/>
-        </w:rPr>
-        <w:t>, volume);</w:t>
-      </w:r>
-    </w:p>
-    <w:p>
-      <w:pPr>
-        <w:spacing w:after="0" w:line="240" w:lineRule="auto"/>
-        <w:rPr>
-          <w:rFonts w:ascii="Times New Roman" w:hAnsi="Times New Roman" w:cs="Times New Roman"/>
-          <w:sz w:val="28"/>
-          <w:szCs w:val="28"/>
-        </w:rPr>
-      </w:pPr>
-      <w:r>
-        <w:rPr>
-          <w:rFonts w:ascii="Times New Roman" w:hAnsi="Times New Roman" w:cs="Times New Roman"/>
-          <w:sz w:val="28"/>
-          <w:szCs w:val="28"/>
-          <w:lang w:val="en-US"/>
-        </w:rPr>
-        <w:t xml:space="preserve">        </w:t>
-      </w:r>
-      <w:r>
-        <w:rPr>
-          <w:rFonts w:ascii="Times New Roman" w:hAnsi="Times New Roman" w:cs="Times New Roman"/>
-          <w:sz w:val="28"/>
-          <w:szCs w:val="28"/>
-        </w:rPr>
-        <w:t>}</w:t>
-      </w:r>
-    </w:p>
-    <w:p>
-      <w:pPr>
-        <w:spacing w:after="0" w:line="240" w:lineRule="auto"/>
-        <w:rPr>
-          <w:rFonts w:ascii="Times New Roman" w:hAnsi="Times New Roman" w:cs="Times New Roman"/>
-          <w:sz w:val="28"/>
-          <w:szCs w:val="28"/>
-        </w:rPr>
-      </w:pPr>
-      <w:r>
-        <w:rPr>
-          <w:rFonts w:ascii="Times New Roman" w:hAnsi="Times New Roman" w:cs="Times New Roman"/>
-          <w:sz w:val="28"/>
-          <w:szCs w:val="28"/>
-        </w:rPr>
-        <w:t xml:space="preserve">        </w:t>
-      </w:r>
-      <w:r>
-        <w:rPr>
-          <w:rFonts w:ascii="Times New Roman" w:hAnsi="Times New Roman" w:cs="Times New Roman"/>
-          <w:sz w:val="28"/>
-          <w:szCs w:val="28"/>
-          <w:lang w:val="en-US"/>
-        </w:rPr>
-        <w:t>return</w:t>
-      </w:r>
-      <w:r>
-        <w:rPr>
-          <w:rFonts w:ascii="Times New Roman" w:hAnsi="Times New Roman" w:cs="Times New Roman"/>
-          <w:sz w:val="28"/>
-          <w:szCs w:val="28"/>
-        </w:rPr>
-        <w:t xml:space="preserve"> </w:t>
-      </w:r>
-      <w:r>
-        <w:rPr>
-          <w:rFonts w:ascii="Times New Roman" w:hAnsi="Times New Roman" w:cs="Times New Roman"/>
-          <w:sz w:val="28"/>
-          <w:szCs w:val="28"/>
-          <w:lang w:val="en-US"/>
-        </w:rPr>
-        <w:t>bottles</w:t>
-      </w:r>
-      <w:r>
-        <w:rPr>
-          <w:rFonts w:ascii="Times New Roman" w:hAnsi="Times New Roman" w:cs="Times New Roman"/>
-          <w:sz w:val="28"/>
-          <w:szCs w:val="28"/>
-        </w:rPr>
-        <w:t>;</w:t>
-      </w:r>
-    </w:p>
-    <w:p>
-      <w:pPr>
-        <w:spacing w:after="0" w:line="240" w:lineRule="auto"/>
-        <w:rPr>
-          <w:rFonts w:ascii="Times New Roman" w:hAnsi="Times New Roman" w:cs="Times New Roman"/>
-          <w:sz w:val="28"/>
-          <w:szCs w:val="28"/>
-        </w:rPr>
-      </w:pPr>
-      <w:r>
-        <w:rPr>
-          <w:rFonts w:ascii="Times New Roman" w:hAnsi="Times New Roman" w:cs="Times New Roman"/>
-          <w:sz w:val="28"/>
-          <w:szCs w:val="28"/>
-        </w:rPr>
-        <w:t xml:space="preserve">    }</w:t>
-      </w:r>
-    </w:p>
-    <w:p>
-      <w:pPr>
-        <w:spacing w:after="0" w:line="240" w:lineRule="auto"/>
-        <w:rPr>
-          <w:rFonts w:ascii="Times New Roman" w:hAnsi="Times New Roman" w:cs="Times New Roman"/>
-          <w:sz w:val="28"/>
-          <w:szCs w:val="28"/>
-        </w:rPr>
-      </w:pPr>
-      <w:r>
-        <w:rPr>
-          <w:rFonts w:ascii="Times New Roman" w:hAnsi="Times New Roman" w:cs="Times New Roman"/>
-          <w:sz w:val="28"/>
-          <w:szCs w:val="28"/>
-        </w:rPr>
-        <w:t>}</w:t>
-      </w:r>
-    </w:p>
-    <w:p>
-      <w:pPr>
-        <w:spacing w:after="0" w:line="240" w:lineRule="auto"/>
-        <w:rPr>
-          <w:rFonts w:ascii="Times New Roman" w:hAnsi="Times New Roman" w:cs="Times New Roman"/>
-          <w:sz w:val="28"/>
-          <w:szCs w:val="28"/>
-        </w:rPr>
-      </w:pPr>
-    </w:p>
-    <w:p>
-      <w:pPr>
-        <w:spacing w:after="0" w:line="240" w:lineRule="auto"/>
-        <w:rPr>
-          <w:rFonts w:ascii="Times New Roman" w:hAnsi="Times New Roman" w:cs="Times New Roman"/>
-          <w:sz w:val="28"/>
-          <w:szCs w:val="28"/>
-        </w:rPr>
-      </w:pPr>
-    </w:p>
-    <w:p>
-      <w:pPr>
-        <w:spacing w:after="0" w:line="240" w:lineRule="auto"/>
-        <w:rPr>
-          <w:rFonts w:ascii="Times New Roman" w:hAnsi="Times New Roman" w:cs="Times New Roman"/>
-          <w:sz w:val="28"/>
-          <w:szCs w:val="28"/>
-        </w:rPr>
-      </w:pPr>
-    </w:p>
-    <w:p>
-      <w:pPr>
-        <w:spacing w:after="0" w:line="240" w:lineRule="auto"/>
-        <w:rPr>
-          <w:rFonts w:ascii="Times New Roman" w:hAnsi="Times New Roman" w:cs="Times New Roman"/>
-          <w:sz w:val="28"/>
-          <w:szCs w:val="28"/>
-        </w:rPr>
-      </w:pPr>
-    </w:p>
-    <w:p>
-      <w:pPr>
-        <w:spacing w:after="0" w:line="240" w:lineRule="auto"/>
-        <w:rPr>
-          <w:rFonts w:ascii="Times New Roman" w:hAnsi="Times New Roman" w:cs="Times New Roman"/>
-          <w:sz w:val="28"/>
-          <w:szCs w:val="28"/>
-        </w:rPr>
-      </w:pPr>
-    </w:p>
-    <w:p>
-      <w:pPr>
-        <w:spacing w:after="0" w:line="240" w:lineRule="auto"/>
-        <w:rPr>
-          <w:rFonts w:ascii="Times New Roman" w:hAnsi="Times New Roman" w:cs="Times New Roman"/>
-          <w:sz w:val="28"/>
-          <w:szCs w:val="28"/>
-        </w:rPr>
-      </w:pPr>
-      <w:r>
-        <w:rPr>
-          <w:rFonts w:ascii="Times New Roman" w:hAnsi="Times New Roman" w:cs="Times New Roman"/>
-          <w:sz w:val="28"/>
-          <w:szCs w:val="28"/>
-        </w:rPr>
-        <w:lastRenderedPageBreak/>
-        <w:t xml:space="preserve">2. </w:t>
-      </w:r>
-      <w:r>
-        <w:rPr>
-          <w:rFonts w:ascii="Times New Roman" w:hAnsi="Times New Roman" w:cs="Times New Roman"/>
-          <w:sz w:val="28"/>
-          <w:szCs w:val="28"/>
-          <w:lang w:val="en-US"/>
-        </w:rPr>
-        <w:t>DeepSeek</w:t>
-      </w:r>
-      <w:r>
-        <w:rPr>
-          <w:rFonts w:ascii="Times New Roman" w:hAnsi="Times New Roman" w:cs="Times New Roman"/>
-          <w:sz w:val="28"/>
-          <w:szCs w:val="28"/>
-        </w:rPr>
-        <w:t xml:space="preserve"> </w:t>
-      </w:r>
-      <w:r>
-        <w:rPr>
-          <w:rFonts w:ascii="Times New Roman" w:hAnsi="Times New Roman" w:cs="Times New Roman"/>
-          <w:sz w:val="28"/>
-          <w:szCs w:val="28"/>
-        </w:rPr>
-        <w:t xml:space="preserve">выдал похожее решение, но </w:t>
-      </w:r>
-      <w:r>
-        <w:rPr>
-          <w:rFonts w:ascii="Times New Roman" w:hAnsi="Times New Roman" w:cs="Times New Roman"/>
-          <w:sz w:val="28"/>
-          <w:szCs w:val="28"/>
-        </w:rPr>
-        <w:t>этот</w:t>
-      </w:r>
-      <w:r>
-        <w:rPr>
-          <w:rFonts w:ascii="Times New Roman" w:hAnsi="Times New Roman" w:cs="Times New Roman"/>
-          <w:sz w:val="28"/>
-          <w:szCs w:val="28"/>
-        </w:rPr>
-        <w:t xml:space="preserve"> метод возвращает массив, а не заполняет готовый</w:t>
-      </w:r>
-      <w:r>
-        <w:rPr>
-          <w:rFonts w:ascii="Times New Roman" w:hAnsi="Times New Roman" w:cs="Times New Roman"/>
-          <w:sz w:val="28"/>
-          <w:szCs w:val="28"/>
-        </w:rPr>
-        <w:t>:</w:t>
-      </w:r>
-    </w:p>
-    <w:p>
-      <w:pPr>
-        <w:spacing w:after="0" w:line="240" w:lineRule="auto"/>
-        <w:rPr>
-          <w:rFonts w:ascii="Times New Roman" w:hAnsi="Times New Roman" w:cs="Times New Roman"/>
-          <w:sz w:val="28"/>
-          <w:szCs w:val="28"/>
-          <w:lang w:val="en-US"/>
-        </w:rPr>
-      </w:pPr>
-      <w:r>
-        <w:rPr>
-          <w:rFonts w:ascii="Times New Roman" w:hAnsi="Times New Roman" w:cs="Times New Roman"/>
-          <w:sz w:val="28"/>
-          <w:szCs w:val="28"/>
-          <w:lang w:val="en-US"/>
-        </w:rPr>
-        <w:t xml:space="preserve">public static Bottle[] </w:t>
-      </w:r>
-      <w:proofErr w:type="spellStart"/>
-      <w:r>
-        <w:rPr>
-          <w:rFonts w:ascii="Times New Roman" w:hAnsi="Times New Roman" w:cs="Times New Roman"/>
-          <w:sz w:val="28"/>
-          <w:szCs w:val="28"/>
-          <w:lang w:val="en-US"/>
-        </w:rPr>
-        <w:t>fillBottlesArray</w:t>
-      </w:r>
-      <w:proofErr w:type="spellEnd"/>
-      <w:r>
-        <w:rPr>
-          <w:rFonts w:ascii="Times New Roman" w:hAnsi="Times New Roman" w:cs="Times New Roman"/>
-          <w:sz w:val="28"/>
-          <w:szCs w:val="28"/>
-          <w:lang w:val="en-US"/>
-        </w:rPr>
-        <w:t>(int size) {</w:t>
-      </w:r>
-    </w:p>
-    <w:p>
-      <w:pPr>
-        <w:spacing w:after="0" w:line="240" w:lineRule="auto"/>
-        <w:rPr>
-          <w:rFonts w:ascii="Times New Roman" w:hAnsi="Times New Roman" w:cs="Times New Roman"/>
-          <w:sz w:val="28"/>
-          <w:szCs w:val="28"/>
-          <w:lang w:val="en-US"/>
-        </w:rPr>
-      </w:pPr>
-      <w:r>
-        <w:rPr>
-          <w:rFonts w:ascii="Times New Roman" w:hAnsi="Times New Roman" w:cs="Times New Roman"/>
-          <w:sz w:val="28"/>
-          <w:szCs w:val="28"/>
-          <w:lang w:val="en-US"/>
-        </w:rPr>
-        <w:t xml:space="preserve">    if (size &lt;= 0) {</w:t>
-      </w:r>
-    </w:p>
-    <w:p>
-      <w:pPr>
-        <w:spacing w:after="0" w:line="240" w:lineRule="auto"/>
-        <w:rPr>
-          <w:rFonts w:ascii="Times New Roman" w:hAnsi="Times New Roman" w:cs="Times New Roman"/>
-          <w:sz w:val="28"/>
-          <w:szCs w:val="28"/>
-          <w:lang w:val="en-US"/>
-        </w:rPr>
-      </w:pPr>
-      <w:r>
-        <w:rPr>
-          <w:rFonts w:ascii="Times New Roman" w:hAnsi="Times New Roman" w:cs="Times New Roman"/>
-          <w:sz w:val="28"/>
-          <w:szCs w:val="28"/>
-          <w:lang w:val="en-US"/>
-        </w:rPr>
-        <w:t xml:space="preserve">        throw new </w:t>
-      </w:r>
-      <w:proofErr w:type="spellStart"/>
-      <w:r>
-        <w:rPr>
-          <w:rFonts w:ascii="Times New Roman" w:hAnsi="Times New Roman" w:cs="Times New Roman"/>
-          <w:sz w:val="28"/>
-          <w:szCs w:val="28"/>
-          <w:lang w:val="en-US"/>
-        </w:rPr>
-        <w:t>IllegalArgumentException</w:t>
-      </w:r>
-      <w:proofErr w:type="spellEnd"/>
-      <w:r>
-        <w:rPr>
-          <w:rFonts w:ascii="Times New Roman" w:hAnsi="Times New Roman" w:cs="Times New Roman"/>
-          <w:sz w:val="28"/>
-          <w:szCs w:val="28"/>
-          <w:lang w:val="en-US"/>
-        </w:rPr>
-        <w:t>("</w:t>
-      </w:r>
-      <w:r>
-        <w:rPr>
-          <w:rFonts w:ascii="Times New Roman" w:hAnsi="Times New Roman" w:cs="Times New Roman"/>
-          <w:sz w:val="28"/>
-          <w:szCs w:val="28"/>
-        </w:rPr>
-        <w:t>Размер</w:t>
-      </w:r>
-      <w:r>
-        <w:rPr>
-          <w:rFonts w:ascii="Times New Roman" w:hAnsi="Times New Roman" w:cs="Times New Roman"/>
-          <w:sz w:val="28"/>
-          <w:szCs w:val="28"/>
-          <w:lang w:val="en-US"/>
-        </w:rPr>
-        <w:t xml:space="preserve"> </w:t>
-      </w:r>
-      <w:r>
-        <w:rPr>
-          <w:rFonts w:ascii="Times New Roman" w:hAnsi="Times New Roman" w:cs="Times New Roman"/>
-          <w:sz w:val="28"/>
-          <w:szCs w:val="28"/>
-        </w:rPr>
-        <w:t>массива</w:t>
-      </w:r>
-      <w:r>
-        <w:rPr>
-          <w:rFonts w:ascii="Times New Roman" w:hAnsi="Times New Roman" w:cs="Times New Roman"/>
-          <w:sz w:val="28"/>
-          <w:szCs w:val="28"/>
-          <w:lang w:val="en-US"/>
-        </w:rPr>
-        <w:t xml:space="preserve"> </w:t>
-      </w:r>
-      <w:r>
-        <w:rPr>
-          <w:rFonts w:ascii="Times New Roman" w:hAnsi="Times New Roman" w:cs="Times New Roman"/>
-          <w:sz w:val="28"/>
-          <w:szCs w:val="28"/>
-        </w:rPr>
-        <w:t>должен</w:t>
-      </w:r>
-      <w:r>
-        <w:rPr>
-          <w:rFonts w:ascii="Times New Roman" w:hAnsi="Times New Roman" w:cs="Times New Roman"/>
-          <w:sz w:val="28"/>
-          <w:szCs w:val="28"/>
-          <w:lang w:val="en-US"/>
-        </w:rPr>
-        <w:t xml:space="preserve"> </w:t>
-      </w:r>
-      <w:r>
-        <w:rPr>
-          <w:rFonts w:ascii="Times New Roman" w:hAnsi="Times New Roman" w:cs="Times New Roman"/>
-          <w:sz w:val="28"/>
-          <w:szCs w:val="28"/>
-        </w:rPr>
-        <w:t>быть</w:t>
-      </w:r>
-      <w:r>
-        <w:rPr>
-          <w:rFonts w:ascii="Times New Roman" w:hAnsi="Times New Roman" w:cs="Times New Roman"/>
-          <w:sz w:val="28"/>
-          <w:szCs w:val="28"/>
-          <w:lang w:val="en-US"/>
-        </w:rPr>
-        <w:t xml:space="preserve"> </w:t>
-      </w:r>
-      <w:r>
-        <w:rPr>
-          <w:rFonts w:ascii="Times New Roman" w:hAnsi="Times New Roman" w:cs="Times New Roman"/>
-          <w:sz w:val="28"/>
-          <w:szCs w:val="28"/>
-        </w:rPr>
-        <w:t>положительным</w:t>
-      </w:r>
-      <w:r>
-        <w:rPr>
-          <w:rFonts w:ascii="Times New Roman" w:hAnsi="Times New Roman" w:cs="Times New Roman"/>
-          <w:sz w:val="28"/>
-          <w:szCs w:val="28"/>
-          <w:lang w:val="en-US"/>
-        </w:rPr>
-        <w:t xml:space="preserve"> </w:t>
-      </w:r>
-      <w:r>
-        <w:rPr>
-          <w:rFonts w:ascii="Times New Roman" w:hAnsi="Times New Roman" w:cs="Times New Roman"/>
-          <w:sz w:val="28"/>
-          <w:szCs w:val="28"/>
-        </w:rPr>
-        <w:t>числом</w:t>
-      </w:r>
-      <w:r>
-        <w:rPr>
-          <w:rFonts w:ascii="Times New Roman" w:hAnsi="Times New Roman" w:cs="Times New Roman"/>
-          <w:sz w:val="28"/>
-          <w:szCs w:val="28"/>
-          <w:lang w:val="en-US"/>
-        </w:rPr>
-        <w:t>");</w:t>
-      </w:r>
-      <w:r>
-        <w:rPr>
-          <w:rFonts w:ascii="Times New Roman" w:hAnsi="Times New Roman" w:cs="Times New Roman"/>
-          <w:sz w:val="28"/>
-          <w:szCs w:val="28"/>
-          <w:lang w:val="en-US"/>
-        </w:rPr>
-        <w:t>}</w:t>
-      </w:r>
-    </w:p>
-    <w:p>
-      <w:pPr>
-        <w:spacing w:after="0" w:line="240" w:lineRule="auto"/>
-        <w:rPr>
-          <w:rFonts w:ascii="Times New Roman" w:hAnsi="Times New Roman" w:cs="Times New Roman"/>
-          <w:sz w:val="28"/>
-          <w:szCs w:val="28"/>
-          <w:lang w:val="en-US"/>
-        </w:rPr>
-      </w:pPr>
-      <w:r>
-        <w:rPr>
-          <w:rFonts w:ascii="Times New Roman" w:hAnsi="Times New Roman" w:cs="Times New Roman"/>
-          <w:sz w:val="28"/>
-          <w:szCs w:val="28"/>
-          <w:lang w:val="en-US"/>
-        </w:rPr>
-        <w:t xml:space="preserve">    Bottle[] bottles = new Bottle[size];</w:t>
-      </w:r>
-    </w:p>
-    <w:p>
-      <w:pPr>
-        <w:spacing w:after="0" w:line="240" w:lineRule="auto"/>
-        <w:rPr>
-          <w:rFonts w:ascii="Times New Roman" w:hAnsi="Times New Roman" w:cs="Times New Roman"/>
-          <w:sz w:val="28"/>
-          <w:szCs w:val="28"/>
-          <w:lang w:val="en-US"/>
-        </w:rPr>
-      </w:pPr>
-      <w:r>
-        <w:rPr>
-          <w:rFonts w:ascii="Times New Roman" w:hAnsi="Times New Roman" w:cs="Times New Roman"/>
-          <w:sz w:val="28"/>
-          <w:szCs w:val="28"/>
-          <w:lang w:val="en-US"/>
-        </w:rPr>
-        <w:t xml:space="preserve">    Random </w:t>
-      </w:r>
-      <w:proofErr w:type="spellStart"/>
-      <w:r>
-        <w:rPr>
-          <w:rFonts w:ascii="Times New Roman" w:hAnsi="Times New Roman" w:cs="Times New Roman"/>
-          <w:sz w:val="28"/>
-          <w:szCs w:val="28"/>
-          <w:lang w:val="en-US"/>
-        </w:rPr>
-        <w:t>random</w:t>
-      </w:r>
-      <w:proofErr w:type="spellEnd"/>
-      <w:r>
-        <w:rPr>
-          <w:rFonts w:ascii="Times New Roman" w:hAnsi="Times New Roman" w:cs="Times New Roman"/>
-          <w:sz w:val="28"/>
-          <w:szCs w:val="28"/>
-          <w:lang w:val="en-US"/>
-        </w:rPr>
-        <w:t xml:space="preserve"> = new Random();</w:t>
-      </w:r>
-    </w:p>
-    <w:p>
-      <w:pPr>
-        <w:spacing w:after="0" w:line="240" w:lineRule="auto"/>
-        <w:rPr>
-          <w:rFonts w:ascii="Times New Roman" w:hAnsi="Times New Roman" w:cs="Times New Roman"/>
-          <w:sz w:val="28"/>
-          <w:szCs w:val="28"/>
-          <w:lang w:val="en-US"/>
-        </w:rPr>
-      </w:pPr>
-      <w:r>
-        <w:rPr>
-          <w:rFonts w:ascii="Times New Roman" w:hAnsi="Times New Roman" w:cs="Times New Roman"/>
-          <w:sz w:val="28"/>
-          <w:szCs w:val="28"/>
-          <w:lang w:val="en-US"/>
-        </w:rPr>
-        <w:t xml:space="preserve">    Types[] </w:t>
-      </w:r>
-      <w:proofErr w:type="spellStart"/>
-      <w:r>
-        <w:rPr>
-          <w:rFonts w:ascii="Times New Roman" w:hAnsi="Times New Roman" w:cs="Times New Roman"/>
-          <w:sz w:val="28"/>
-          <w:szCs w:val="28"/>
-          <w:lang w:val="en-US"/>
-        </w:rPr>
-        <w:t>allTypes</w:t>
-      </w:r>
-      <w:proofErr w:type="spellEnd"/>
-      <w:r>
-        <w:rPr>
-          <w:rFonts w:ascii="Times New Roman" w:hAnsi="Times New Roman" w:cs="Times New Roman"/>
-          <w:sz w:val="28"/>
-          <w:szCs w:val="28"/>
-          <w:lang w:val="en-US"/>
-        </w:rPr>
-        <w:t xml:space="preserve"> = </w:t>
-      </w:r>
-      <w:proofErr w:type="spellStart"/>
-      <w:r>
-        <w:rPr>
-          <w:rFonts w:ascii="Times New Roman" w:hAnsi="Times New Roman" w:cs="Times New Roman"/>
-          <w:sz w:val="28"/>
-          <w:szCs w:val="28"/>
-          <w:lang w:val="en-US"/>
-        </w:rPr>
-        <w:t>Types.values</w:t>
-      </w:r>
-      <w:proofErr w:type="spellEnd"/>
-      <w:r>
-        <w:rPr>
-          <w:rFonts w:ascii="Times New Roman" w:hAnsi="Times New Roman" w:cs="Times New Roman"/>
-          <w:sz w:val="28"/>
-          <w:szCs w:val="28"/>
-          <w:lang w:val="en-US"/>
-        </w:rPr>
-        <w:t>();</w:t>
-      </w:r>
-    </w:p>
-    <w:p>
-      <w:pPr>
-        <w:spacing w:after="0" w:line="240" w:lineRule="auto"/>
-        <w:rPr>
-          <w:rFonts w:ascii="Times New Roman" w:hAnsi="Times New Roman" w:cs="Times New Roman"/>
-          <w:sz w:val="28"/>
-          <w:szCs w:val="28"/>
-          <w:lang w:val="en-US"/>
-        </w:rPr>
-      </w:pPr>
-      <w:r>
-        <w:rPr>
-          <w:rFonts w:ascii="Times New Roman" w:hAnsi="Times New Roman" w:cs="Times New Roman"/>
-          <w:sz w:val="28"/>
-          <w:szCs w:val="28"/>
-          <w:lang w:val="en-US"/>
-        </w:rPr>
-        <w:t xml:space="preserve">    for (int </w:t>
-      </w:r>
-      <w:proofErr w:type="spellStart"/>
-      <w:r>
-        <w:rPr>
-          <w:rFonts w:ascii="Times New Roman" w:hAnsi="Times New Roman" w:cs="Times New Roman"/>
-          <w:sz w:val="28"/>
-          <w:szCs w:val="28"/>
-          <w:lang w:val="en-US"/>
-        </w:rPr>
-        <w:t>i</w:t>
-      </w:r>
-      <w:proofErr w:type="spellEnd"/>
-      <w:r>
-        <w:rPr>
-          <w:rFonts w:ascii="Times New Roman" w:hAnsi="Times New Roman" w:cs="Times New Roman"/>
-          <w:sz w:val="28"/>
-          <w:szCs w:val="28"/>
-          <w:lang w:val="en-US"/>
-        </w:rPr>
-        <w:t xml:space="preserve"> = 0; </w:t>
-      </w:r>
-      <w:proofErr w:type="spellStart"/>
-      <w:r>
-        <w:rPr>
-          <w:rFonts w:ascii="Times New Roman" w:hAnsi="Times New Roman" w:cs="Times New Roman"/>
-          <w:sz w:val="28"/>
-          <w:szCs w:val="28"/>
-          <w:lang w:val="en-US"/>
-        </w:rPr>
-        <w:t>i</w:t>
-      </w:r>
-      <w:proofErr w:type="spellEnd"/>
-      <w:r>
-        <w:rPr>
-          <w:rFonts w:ascii="Times New Roman" w:hAnsi="Times New Roman" w:cs="Times New Roman"/>
-          <w:sz w:val="28"/>
-          <w:szCs w:val="28"/>
-          <w:lang w:val="en-US"/>
-        </w:rPr>
-        <w:t xml:space="preserve"> &lt; size; </w:t>
-      </w:r>
-      <w:proofErr w:type="spellStart"/>
-      <w:r>
-        <w:rPr>
-          <w:rFonts w:ascii="Times New Roman" w:hAnsi="Times New Roman" w:cs="Times New Roman"/>
-          <w:sz w:val="28"/>
-          <w:szCs w:val="28"/>
-          <w:lang w:val="en-US"/>
-        </w:rPr>
-        <w:t>i</w:t>
-      </w:r>
-      <w:proofErr w:type="spellEnd"/>
-      <w:r>
-        <w:rPr>
-          <w:rFonts w:ascii="Times New Roman" w:hAnsi="Times New Roman" w:cs="Times New Roman"/>
-          <w:sz w:val="28"/>
-          <w:szCs w:val="28"/>
-          <w:lang w:val="en-US"/>
-        </w:rPr>
-        <w:t>++) {</w:t>
-      </w:r>
-    </w:p>
-    <w:p>
-      <w:pPr>
-        <w:spacing w:after="0" w:line="240" w:lineRule="auto"/>
-        <w:rPr>
-          <w:rFonts w:ascii="Times New Roman" w:hAnsi="Times New Roman" w:cs="Times New Roman"/>
-          <w:sz w:val="28"/>
-          <w:szCs w:val="28"/>
-          <w:lang w:val="en-US"/>
-        </w:rPr>
-      </w:pPr>
-      <w:r>
-        <w:rPr>
-          <w:rFonts w:ascii="Times New Roman" w:hAnsi="Times New Roman" w:cs="Times New Roman"/>
-          <w:sz w:val="28"/>
-          <w:szCs w:val="28"/>
-          <w:lang w:val="en-US"/>
-        </w:rPr>
-        <w:t xml:space="preserve">        Types </w:t>
-      </w:r>
-      <w:proofErr w:type="spellStart"/>
-      <w:r>
-        <w:rPr>
-          <w:rFonts w:ascii="Times New Roman" w:hAnsi="Times New Roman" w:cs="Times New Roman"/>
-          <w:sz w:val="28"/>
-          <w:szCs w:val="28"/>
-          <w:lang w:val="en-US"/>
-        </w:rPr>
-        <w:t>randomType</w:t>
-      </w:r>
-      <w:proofErr w:type="spellEnd"/>
-      <w:r>
-        <w:rPr>
-          <w:rFonts w:ascii="Times New Roman" w:hAnsi="Times New Roman" w:cs="Times New Roman"/>
-          <w:sz w:val="28"/>
-          <w:szCs w:val="28"/>
-          <w:lang w:val="en-US"/>
-        </w:rPr>
-        <w:t xml:space="preserve"> = </w:t>
-      </w:r>
-      <w:proofErr w:type="spellStart"/>
-      <w:r>
-        <w:rPr>
-          <w:rFonts w:ascii="Times New Roman" w:hAnsi="Times New Roman" w:cs="Times New Roman"/>
-          <w:sz w:val="28"/>
-          <w:szCs w:val="28"/>
-          <w:lang w:val="en-US"/>
-        </w:rPr>
-        <w:t>allTypes</w:t>
-      </w:r>
-      <w:proofErr w:type="spellEnd"/>
-      <w:r>
-        <w:rPr>
-          <w:rFonts w:ascii="Times New Roman" w:hAnsi="Times New Roman" w:cs="Times New Roman"/>
-          <w:sz w:val="28"/>
-          <w:szCs w:val="28"/>
-          <w:lang w:val="en-US"/>
-        </w:rPr>
-        <w:t>[</w:t>
-      </w:r>
-      <w:proofErr w:type="spellStart"/>
-      <w:r>
-        <w:rPr>
-          <w:rFonts w:ascii="Times New Roman" w:hAnsi="Times New Roman" w:cs="Times New Roman"/>
-          <w:sz w:val="28"/>
-          <w:szCs w:val="28"/>
-          <w:lang w:val="en-US"/>
-        </w:rPr>
-        <w:t>random.nextInt</w:t>
-      </w:r>
-      <w:proofErr w:type="spellEnd"/>
-      <w:r>
-        <w:rPr>
-          <w:rFonts w:ascii="Times New Roman" w:hAnsi="Times New Roman" w:cs="Times New Roman"/>
-          <w:sz w:val="28"/>
-          <w:szCs w:val="28"/>
-          <w:lang w:val="en-US"/>
-        </w:rPr>
-        <w:t>(</w:t>
-      </w:r>
-      <w:proofErr w:type="spellStart"/>
-      <w:r>
-        <w:rPr>
-          <w:rFonts w:ascii="Times New Roman" w:hAnsi="Times New Roman" w:cs="Times New Roman"/>
-          <w:sz w:val="28"/>
-          <w:szCs w:val="28"/>
-          <w:lang w:val="en-US"/>
-        </w:rPr>
-        <w:t>allTypes.length</w:t>
-      </w:r>
-      <w:proofErr w:type="spellEnd"/>
-      <w:r>
-        <w:rPr>
-          <w:rFonts w:ascii="Times New Roman" w:hAnsi="Times New Roman" w:cs="Times New Roman"/>
-          <w:sz w:val="28"/>
-          <w:szCs w:val="28"/>
-          <w:lang w:val="en-US"/>
-        </w:rPr>
-        <w:t>)];</w:t>
-      </w:r>
-    </w:p>
-    <w:p>
-      <w:pPr>
-        <w:spacing w:after="0" w:line="240" w:lineRule="auto"/>
-        <w:rPr>
-          <w:rFonts w:ascii="Times New Roman" w:hAnsi="Times New Roman" w:cs="Times New Roman"/>
-          <w:sz w:val="28"/>
-          <w:szCs w:val="28"/>
-          <w:lang w:val="en-US"/>
-        </w:rPr>
-      </w:pPr>
-      <w:r>
-        <w:rPr>
-          <w:rFonts w:ascii="Times New Roman" w:hAnsi="Times New Roman" w:cs="Times New Roman"/>
-          <w:sz w:val="28"/>
-          <w:szCs w:val="28"/>
-          <w:lang w:val="en-US"/>
-        </w:rPr>
-        <w:t xml:space="preserve">        float </w:t>
-      </w:r>
-      <w:proofErr w:type="spellStart"/>
-      <w:r>
-        <w:rPr>
-          <w:rFonts w:ascii="Times New Roman" w:hAnsi="Times New Roman" w:cs="Times New Roman"/>
-          <w:sz w:val="28"/>
-          <w:szCs w:val="28"/>
-          <w:lang w:val="en-US"/>
-        </w:rPr>
-        <w:t>randomVolume</w:t>
-      </w:r>
-      <w:proofErr w:type="spellEnd"/>
-      <w:r>
-        <w:rPr>
-          <w:rFonts w:ascii="Times New Roman" w:hAnsi="Times New Roman" w:cs="Times New Roman"/>
-          <w:sz w:val="28"/>
-          <w:szCs w:val="28"/>
-          <w:lang w:val="en-US"/>
-        </w:rPr>
-        <w:t xml:space="preserve"> = </w:t>
-      </w:r>
-      <w:proofErr w:type="spellStart"/>
-      <w:r>
-        <w:rPr>
-          <w:rFonts w:ascii="Times New Roman" w:hAnsi="Times New Roman" w:cs="Times New Roman"/>
-          <w:sz w:val="28"/>
-          <w:szCs w:val="28"/>
-          <w:lang w:val="en-US"/>
-        </w:rPr>
-        <w:t>random.nextFloat</w:t>
-      </w:r>
-      <w:proofErr w:type="spellEnd"/>
-      <w:r>
-        <w:rPr>
-          <w:rFonts w:ascii="Times New Roman" w:hAnsi="Times New Roman" w:cs="Times New Roman"/>
-          <w:sz w:val="28"/>
-          <w:szCs w:val="28"/>
-          <w:lang w:val="en-US"/>
-        </w:rPr>
-        <w:t>();</w:t>
-      </w:r>
-    </w:p>
-    <w:p>
-      <w:pPr>
-        <w:spacing w:after="0" w:line="240" w:lineRule="auto"/>
-        <w:rPr>
-          <w:rFonts w:ascii="Times New Roman" w:hAnsi="Times New Roman" w:cs="Times New Roman"/>
-          <w:sz w:val="28"/>
-          <w:szCs w:val="28"/>
-          <w:lang w:val="en-US"/>
-        </w:rPr>
-      </w:pPr>
-      <w:r>
-        <w:rPr>
-          <w:rFonts w:ascii="Times New Roman" w:hAnsi="Times New Roman" w:cs="Times New Roman"/>
-          <w:sz w:val="28"/>
-          <w:szCs w:val="28"/>
-          <w:lang w:val="en-US"/>
-        </w:rPr>
-        <w:t xml:space="preserve">        bottles[</w:t>
-      </w:r>
-      <w:proofErr w:type="spellStart"/>
-      <w:r>
-        <w:rPr>
-          <w:rFonts w:ascii="Times New Roman" w:hAnsi="Times New Roman" w:cs="Times New Roman"/>
-          <w:sz w:val="28"/>
-          <w:szCs w:val="28"/>
-          <w:lang w:val="en-US"/>
-        </w:rPr>
-        <w:t>i</w:t>
-      </w:r>
-      <w:proofErr w:type="spellEnd"/>
-      <w:r>
-        <w:rPr>
-          <w:rFonts w:ascii="Times New Roman" w:hAnsi="Times New Roman" w:cs="Times New Roman"/>
-          <w:sz w:val="28"/>
-          <w:szCs w:val="28"/>
-          <w:lang w:val="en-US"/>
-        </w:rPr>
-        <w:t>] = new Bottle(</w:t>
-      </w:r>
-      <w:proofErr w:type="spellStart"/>
-      <w:r>
-        <w:rPr>
-          <w:rFonts w:ascii="Times New Roman" w:hAnsi="Times New Roman" w:cs="Times New Roman"/>
-          <w:sz w:val="28"/>
-          <w:szCs w:val="28"/>
-          <w:lang w:val="en-US"/>
-        </w:rPr>
-        <w:t>randomType</w:t>
-      </w:r>
-      <w:proofErr w:type="spellEnd"/>
-      <w:r>
-        <w:rPr>
-          <w:rFonts w:ascii="Times New Roman" w:hAnsi="Times New Roman" w:cs="Times New Roman"/>
-          <w:sz w:val="28"/>
-          <w:szCs w:val="28"/>
-          <w:lang w:val="en-US"/>
-        </w:rPr>
-        <w:t xml:space="preserve">, </w:t>
-      </w:r>
-      <w:proofErr w:type="spellStart"/>
-      <w:r>
-        <w:rPr>
-          <w:rFonts w:ascii="Times New Roman" w:hAnsi="Times New Roman" w:cs="Times New Roman"/>
-          <w:sz w:val="28"/>
-          <w:szCs w:val="28"/>
-          <w:lang w:val="en-US"/>
-        </w:rPr>
-        <w:t>randomVolume</w:t>
-      </w:r>
-      <w:proofErr w:type="spellEnd"/>
-      <w:r>
-        <w:rPr>
-          <w:rFonts w:ascii="Times New Roman" w:hAnsi="Times New Roman" w:cs="Times New Roman"/>
-          <w:sz w:val="28"/>
-          <w:szCs w:val="28"/>
-          <w:lang w:val="en-US"/>
-        </w:rPr>
-        <w:t>);</w:t>
-      </w:r>
-    </w:p>
-    <w:p>
-      <w:pPr>
-        <w:spacing w:after="0" w:line="240" w:lineRule="auto"/>
-        <w:rPr>
-          <w:rFonts w:ascii="Times New Roman" w:hAnsi="Times New Roman" w:cs="Times New Roman"/>
-          <w:sz w:val="28"/>
-          <w:szCs w:val="28"/>
-        </w:rPr>
-      </w:pPr>
-      <w:r>
-        <w:rPr>
-          <w:rFonts w:ascii="Times New Roman" w:hAnsi="Times New Roman" w:cs="Times New Roman"/>
-          <w:sz w:val="28"/>
-          <w:szCs w:val="28"/>
-          <w:lang w:val="en-US"/>
-        </w:rPr>
-        <w:t xml:space="preserve">    </w:t>
-      </w:r>
-      <w:r>
-        <w:rPr>
-          <w:rFonts w:ascii="Times New Roman" w:hAnsi="Times New Roman" w:cs="Times New Roman"/>
-          <w:sz w:val="28"/>
-          <w:szCs w:val="28"/>
-        </w:rPr>
-        <w:t>}</w:t>
-      </w:r>
-    </w:p>
-    <w:p>
-      <w:pPr>
-        <w:spacing w:after="0" w:line="240" w:lineRule="auto"/>
-        <w:rPr>
-          <w:rFonts w:ascii="Times New Roman" w:hAnsi="Times New Roman" w:cs="Times New Roman"/>
-          <w:sz w:val="28"/>
-          <w:szCs w:val="28"/>
-        </w:rPr>
-      </w:pPr>
-      <w:r>
-        <w:rPr>
-          <w:rFonts w:ascii="Times New Roman" w:hAnsi="Times New Roman" w:cs="Times New Roman"/>
-          <w:sz w:val="28"/>
-          <w:szCs w:val="28"/>
-        </w:rPr>
-        <w:t xml:space="preserve">    </w:t>
-      </w:r>
-      <w:r>
-        <w:rPr>
-          <w:rFonts w:ascii="Times New Roman" w:hAnsi="Times New Roman" w:cs="Times New Roman"/>
-          <w:sz w:val="28"/>
-          <w:szCs w:val="28"/>
-          <w:lang w:val="en-US"/>
-        </w:rPr>
-        <w:t>return</w:t>
-      </w:r>
-      <w:r>
-        <w:rPr>
-          <w:rFonts w:ascii="Times New Roman" w:hAnsi="Times New Roman" w:cs="Times New Roman"/>
-          <w:sz w:val="28"/>
-          <w:szCs w:val="28"/>
-        </w:rPr>
-        <w:t xml:space="preserve"> </w:t>
-      </w:r>
-      <w:r>
-        <w:rPr>
-          <w:rFonts w:ascii="Times New Roman" w:hAnsi="Times New Roman" w:cs="Times New Roman"/>
-          <w:sz w:val="28"/>
-          <w:szCs w:val="28"/>
-          <w:lang w:val="en-US"/>
-        </w:rPr>
-        <w:t>bottles</w:t>
-      </w:r>
-      <w:r>
-        <w:rPr>
-          <w:rFonts w:ascii="Times New Roman" w:hAnsi="Times New Roman" w:cs="Times New Roman"/>
-          <w:sz w:val="28"/>
-          <w:szCs w:val="28"/>
-        </w:rPr>
-        <w:t>;</w:t>
-      </w:r>
-    </w:p>
-    <w:p>
-      <w:pPr>
-        <w:spacing w:after="0" w:line="240" w:lineRule="auto"/>
-        <w:rPr>
-          <w:rFonts w:ascii="Times New Roman" w:hAnsi="Times New Roman" w:cs="Times New Roman"/>
-          <w:sz w:val="28"/>
-          <w:szCs w:val="28"/>
-        </w:rPr>
-      </w:pPr>
-      <w:r>
-        <w:rPr>
-          <w:rFonts w:ascii="Times New Roman" w:hAnsi="Times New Roman" w:cs="Times New Roman"/>
-          <w:sz w:val="28"/>
-          <w:szCs w:val="28"/>
-        </w:rPr>
-        <w:t>}</w:t>
-      </w:r>
-    </w:p>
-    <w:p>
-      <w:pPr>
-        <w:spacing w:after="0" w:line="240" w:lineRule="auto"/>
-        <w:rPr>
-          <w:rFonts w:ascii="Times New Roman" w:hAnsi="Times New Roman" w:cs="Times New Roman"/>
-          <w:sz w:val="28"/>
-          <w:szCs w:val="28"/>
-        </w:rPr>
-      </w:pPr>
-    </w:p>
-    <w:p>
-      <w:pPr>
-        <w:spacing w:after="0" w:line="240" w:lineRule="auto"/>
-        <w:rPr>
-          <w:rFonts w:ascii="Times New Roman" w:hAnsi="Times New Roman" w:cs="Times New Roman"/>
-          <w:sz w:val="28"/>
-          <w:szCs w:val="28"/>
-        </w:rPr>
-      </w:pPr>
-    </w:p>
-    <w:p>
-      <w:pPr>
-        <w:spacing w:after="0" w:line="240" w:lineRule="auto"/>
-        <w:rPr>
-          <w:rFonts w:ascii="Times New Roman" w:hAnsi="Times New Roman" w:cs="Times New Roman"/>
-          <w:sz w:val="28"/>
-          <w:szCs w:val="28"/>
-        </w:rPr>
-      </w:pPr>
-      <w:r>
-        <w:rPr>
-          <w:rFonts w:ascii="Times New Roman" w:hAnsi="Times New Roman" w:cs="Times New Roman"/>
-          <w:sz w:val="28"/>
-          <w:szCs w:val="28"/>
-        </w:rPr>
-        <w:t xml:space="preserve">3. </w:t>
-      </w:r>
-      <w:proofErr w:type="spellStart"/>
-      <w:r>
-        <w:rPr>
-          <w:rFonts w:ascii="Times New Roman" w:hAnsi="Times New Roman" w:cs="Times New Roman"/>
-          <w:sz w:val="28"/>
-          <w:szCs w:val="28"/>
-          <w:lang w:val="en-US"/>
-        </w:rPr>
-        <w:t>GigaChat</w:t>
-      </w:r>
-      <w:proofErr w:type="spellEnd"/>
-      <w:r>
-        <w:rPr>
-          <w:rFonts w:ascii="Times New Roman" w:hAnsi="Times New Roman" w:cs="Times New Roman"/>
-          <w:sz w:val="28"/>
-          <w:szCs w:val="28"/>
-        </w:rPr>
-        <w:t xml:space="preserve"> </w:t>
-      </w:r>
-      <w:r>
-        <w:rPr>
-          <w:rFonts w:ascii="Times New Roman" w:hAnsi="Times New Roman" w:cs="Times New Roman"/>
-          <w:sz w:val="28"/>
-          <w:szCs w:val="28"/>
-        </w:rPr>
-        <w:t>выдал нерабочий, недописанный метод</w:t>
-      </w:r>
-    </w:p>
-    <w:p>
-      <w:pPr>
-        <w:pStyle w:val="1"/>
-      </w:pPr>
-      <w:bookmarkStart w:id="2" w:name="_Toc209274670"/>
-      <w:r>
-        <w:rPr>
-          <w:rFonts w:ascii="Times New Roman" w:hAnsi="Times New Roman" w:cs="Times New Roman"/>
-          <w:noProof/>
+        </w:rPr>
+      </w:pPr>
+      <w:r>
+        <w:rPr>
+          <w:rFonts w:ascii="Times New Roman" w:hAnsi="Times New Roman" w:cs="Times New Roman"/>
           <w:sz w:val="28"/>
           <w:szCs w:val="28"/>
         </w:rPr>
         <w:drawing>
-          <wp:inline distT="0" distB="0" distL="0" distR="0" wp14:anchorId="67695360" wp14:editId="4EB069EF">
-            <wp:extent cx="3134162" cy="1086002"/>
-            <wp:effectExtent l="0" t="0" r="0" b="0"/>
-            <wp:docPr id="1767506013" name="Рисунок 1" descr="Изображение выглядит как текст, снимок экрана, Шрифт&#10;&#10;Содержимое, созданное искусственным интеллектом, может быть неверным."/>
+          <wp:inline distT="0" distB="0" distL="0" distR="0" wp14:anchorId="58B870E3" wp14:editId="0CE185C0">
+            <wp:extent cx="1614115" cy="3759325"/>
+            <wp:effectExtent l="0" t="0" r="5715" b="0"/>
+            <wp:docPr id="569524637" name="Рисунок 1" descr="Изображение выглядит как текст, снимок экрана, программное обеспечение&#10;&#10;Содержимое, созданное искусственным интеллектом, может быть неверным."/>
             <wp:cNvGraphicFramePr>
               <a:graphicFrameLocks xmlns:a="http://schemas.openxmlformats.org/drawingml/2006/main" noChangeAspect="1"/>
             </wp:cNvGraphicFramePr>
@@ -3407,7 +1144,7 @@
               <a:graphicData uri="http://schemas.openxmlformats.org/drawingml/2006/picture">
                 <pic:pic xmlns:pic="http://schemas.openxmlformats.org/drawingml/2006/picture">
                   <pic:nvPicPr>
-                    <pic:cNvPr id="1767506013" name="Рисунок 1" descr="Изображение выглядит как текст, снимок экрана, Шрифт&#10;&#10;Содержимое, созданное искусственным интеллектом, может быть неверным."/>
+                    <pic:cNvPr id="569524637" name="Рисунок 1" descr="Изображение выглядит как текст, снимок экрана, программное обеспечение&#10;&#10;Содержимое, созданное искусственным интеллектом, может быть неверным."/>
                     <pic:cNvPicPr/>
                   </pic:nvPicPr>
                   <pic:blipFill>
@@ -3419,7 +1156,7 @@
                   <pic:spPr>
                     <a:xfrm>
                       <a:off x="0" y="0"/>
-                      <a:ext cx="3134162" cy="1086002"/>
+                      <a:ext cx="1638498" cy="3816113"/>
                     </a:xfrm>
                     <a:prstGeom prst="rect">
                       <a:avLst/>
@@ -3434,8 +1171,608 @@
     </w:p>
     <w:p>
       <w:pPr>
+        <w:spacing w:after="0" w:line="360" w:lineRule="auto"/>
+        <w:rPr>
+          <w:rFonts w:ascii="Times New Roman" w:hAnsi="Times New Roman" w:cs="Times New Roman"/>
+          <w:sz w:val="28"/>
+          <w:szCs w:val="28"/>
+          <w:lang w:val="en-US"/>
+        </w:rPr>
+      </w:pPr>
+    </w:p>
+    <w:p>
+      <w:pPr>
+        <w:pStyle w:val="af0"/>
+      </w:pPr>
+      <w:r>
+        <w:t xml:space="preserve">3) </w:t>
+      </w:r>
+      <w:r>
+        <w:t xml:space="preserve">Написать </w:t>
+      </w:r>
+      <w:r>
+        <w:t>класс</w:t>
+      </w:r>
+      <w:r>
+        <w:t xml:space="preserve"> с помощью искусственного интеллекта.</w:t>
+      </w:r>
+    </w:p>
+    <w:p>
+      <w:pPr>
+        <w:spacing w:after="0" w:line="360" w:lineRule="auto"/>
+        <w:rPr>
+          <w:rFonts w:ascii="Times New Roman" w:hAnsi="Times New Roman" w:cs="Times New Roman"/>
+          <w:sz w:val="28"/>
+          <w:szCs w:val="28"/>
+        </w:rPr>
+      </w:pPr>
+      <w:r>
+        <w:rPr>
+          <w:rFonts w:ascii="Times New Roman" w:hAnsi="Times New Roman" w:cs="Times New Roman"/>
+          <w:sz w:val="28"/>
+          <w:szCs w:val="28"/>
+        </w:rPr>
+        <w:t xml:space="preserve">Я выбрал </w:t>
+      </w:r>
+      <w:r>
+        <w:rPr>
+          <w:rFonts w:ascii="Times New Roman" w:hAnsi="Times New Roman" w:cs="Times New Roman"/>
+          <w:sz w:val="28"/>
+          <w:szCs w:val="28"/>
+        </w:rPr>
+        <w:t xml:space="preserve">класс </w:t>
+      </w:r>
+      <w:r>
+        <w:rPr>
+          <w:rFonts w:ascii="Times New Roman" w:hAnsi="Times New Roman" w:cs="Times New Roman"/>
+          <w:sz w:val="28"/>
+          <w:szCs w:val="28"/>
+          <w:lang w:val="en-US"/>
+        </w:rPr>
+        <w:t>Cart</w:t>
+      </w:r>
+      <w:r>
+        <w:rPr>
+          <w:rFonts w:ascii="Times New Roman" w:hAnsi="Times New Roman" w:cs="Times New Roman"/>
+          <w:sz w:val="28"/>
+          <w:szCs w:val="28"/>
+        </w:rPr>
+        <w:t>.</w:t>
+      </w:r>
+    </w:p>
+    <w:p>
+      <w:pPr>
+        <w:spacing w:after="0" w:line="360" w:lineRule="auto"/>
+        <w:rPr>
+          <w:rFonts w:ascii="Times New Roman" w:hAnsi="Times New Roman" w:cs="Times New Roman"/>
+          <w:sz w:val="28"/>
+          <w:szCs w:val="28"/>
+        </w:rPr>
+      </w:pPr>
+      <w:r>
+        <w:rPr>
+          <w:rFonts w:ascii="Times New Roman" w:hAnsi="Times New Roman" w:cs="Times New Roman"/>
+          <w:sz w:val="28"/>
+          <w:szCs w:val="28"/>
+        </w:rPr>
+        <w:t>«</w:t>
+      </w:r>
+      <w:r>
+        <w:rPr>
+          <w:rFonts w:ascii="Times New Roman" w:hAnsi="Times New Roman" w:cs="Times New Roman"/>
+          <w:sz w:val="28"/>
+          <w:szCs w:val="28"/>
+        </w:rPr>
+        <w:t xml:space="preserve">напиши </w:t>
+      </w:r>
+      <w:proofErr w:type="spellStart"/>
+      <w:r>
+        <w:rPr>
+          <w:rFonts w:ascii="Times New Roman" w:hAnsi="Times New Roman" w:cs="Times New Roman"/>
+          <w:sz w:val="28"/>
+          <w:szCs w:val="28"/>
+        </w:rPr>
+        <w:t>class</w:t>
+      </w:r>
+      <w:proofErr w:type="spellEnd"/>
+      <w:r>
+        <w:rPr>
+          <w:rFonts w:ascii="Times New Roman" w:hAnsi="Times New Roman" w:cs="Times New Roman"/>
+          <w:sz w:val="28"/>
+          <w:szCs w:val="28"/>
+        </w:rPr>
+        <w:t xml:space="preserve"> на Java, называется </w:t>
+      </w:r>
+      <w:proofErr w:type="spellStart"/>
+      <w:r>
+        <w:rPr>
+          <w:rFonts w:ascii="Times New Roman" w:hAnsi="Times New Roman" w:cs="Times New Roman"/>
+          <w:sz w:val="28"/>
+          <w:szCs w:val="28"/>
+        </w:rPr>
+        <w:t>cart</w:t>
+      </w:r>
+      <w:proofErr w:type="spellEnd"/>
+      <w:r>
+        <w:rPr>
+          <w:rFonts w:ascii="Times New Roman" w:hAnsi="Times New Roman" w:cs="Times New Roman"/>
+          <w:sz w:val="28"/>
+          <w:szCs w:val="28"/>
+        </w:rPr>
+        <w:t xml:space="preserve">, есть поля </w:t>
+      </w:r>
+      <w:proofErr w:type="spellStart"/>
+      <w:r>
+        <w:rPr>
+          <w:rFonts w:ascii="Times New Roman" w:hAnsi="Times New Roman" w:cs="Times New Roman"/>
+          <w:sz w:val="28"/>
+          <w:szCs w:val="28"/>
+        </w:rPr>
+        <w:t>Content:Obj</w:t>
+      </w:r>
+      <w:proofErr w:type="spellEnd"/>
+      <w:r>
+        <w:rPr>
+          <w:rFonts w:ascii="Times New Roman" w:hAnsi="Times New Roman" w:cs="Times New Roman"/>
+          <w:sz w:val="28"/>
+          <w:szCs w:val="28"/>
+        </w:rPr>
+        <w:t xml:space="preserve">, </w:t>
+      </w:r>
+      <w:proofErr w:type="spellStart"/>
+      <w:r>
+        <w:rPr>
+          <w:rFonts w:ascii="Times New Roman" w:hAnsi="Times New Roman" w:cs="Times New Roman"/>
+          <w:sz w:val="28"/>
+          <w:szCs w:val="28"/>
+        </w:rPr>
+        <w:t>Driver:character</w:t>
+      </w:r>
+      <w:proofErr w:type="spellEnd"/>
+      <w:r>
+        <w:rPr>
+          <w:rFonts w:ascii="Times New Roman" w:hAnsi="Times New Roman" w:cs="Times New Roman"/>
+          <w:sz w:val="28"/>
+          <w:szCs w:val="28"/>
+        </w:rPr>
+        <w:t xml:space="preserve">, </w:t>
+      </w:r>
+      <w:proofErr w:type="spellStart"/>
+      <w:r>
+        <w:rPr>
+          <w:rFonts w:ascii="Times New Roman" w:hAnsi="Times New Roman" w:cs="Times New Roman"/>
+          <w:sz w:val="28"/>
+          <w:szCs w:val="28"/>
+        </w:rPr>
+        <w:t>Name:String</w:t>
+      </w:r>
+      <w:proofErr w:type="spellEnd"/>
+      <w:r>
+        <w:rPr>
+          <w:rFonts w:ascii="Times New Roman" w:hAnsi="Times New Roman" w:cs="Times New Roman"/>
+          <w:sz w:val="28"/>
+          <w:szCs w:val="28"/>
+        </w:rPr>
+        <w:t xml:space="preserve">, </w:t>
+      </w:r>
+      <w:proofErr w:type="spellStart"/>
+      <w:r>
+        <w:rPr>
+          <w:rFonts w:ascii="Times New Roman" w:hAnsi="Times New Roman" w:cs="Times New Roman"/>
+          <w:sz w:val="28"/>
+          <w:szCs w:val="28"/>
+        </w:rPr>
+        <w:t>Location:String</w:t>
+      </w:r>
+      <w:proofErr w:type="spellEnd"/>
+      <w:r>
+        <w:rPr>
+          <w:rFonts w:ascii="Times New Roman" w:hAnsi="Times New Roman" w:cs="Times New Roman"/>
+          <w:sz w:val="28"/>
+          <w:szCs w:val="28"/>
+        </w:rPr>
+        <w:t xml:space="preserve">, методы геттеры, сеттеры, метод опустошения вагонетки </w:t>
+      </w:r>
+      <w:proofErr w:type="spellStart"/>
+      <w:r>
+        <w:rPr>
+          <w:rFonts w:ascii="Times New Roman" w:hAnsi="Times New Roman" w:cs="Times New Roman"/>
+          <w:sz w:val="28"/>
+          <w:szCs w:val="28"/>
+        </w:rPr>
+        <w:t>Empty</w:t>
+      </w:r>
+      <w:proofErr w:type="spellEnd"/>
+      <w:r>
+        <w:rPr>
+          <w:rFonts w:ascii="Times New Roman" w:hAnsi="Times New Roman" w:cs="Times New Roman"/>
+          <w:sz w:val="28"/>
+          <w:szCs w:val="28"/>
+        </w:rPr>
+        <w:t xml:space="preserve">(), который делает </w:t>
+      </w:r>
+      <w:proofErr w:type="spellStart"/>
+      <w:r>
+        <w:rPr>
+          <w:rFonts w:ascii="Times New Roman" w:hAnsi="Times New Roman" w:cs="Times New Roman"/>
+          <w:sz w:val="28"/>
+          <w:szCs w:val="28"/>
+        </w:rPr>
+        <w:t>content</w:t>
+      </w:r>
+      <w:proofErr w:type="spellEnd"/>
+      <w:r>
+        <w:rPr>
+          <w:rFonts w:ascii="Times New Roman" w:hAnsi="Times New Roman" w:cs="Times New Roman"/>
+          <w:sz w:val="28"/>
+          <w:szCs w:val="28"/>
+        </w:rPr>
+        <w:t xml:space="preserve"> = </w:t>
+      </w:r>
+      <w:proofErr w:type="spellStart"/>
+      <w:r>
+        <w:rPr>
+          <w:rFonts w:ascii="Times New Roman" w:hAnsi="Times New Roman" w:cs="Times New Roman"/>
+          <w:sz w:val="28"/>
+          <w:szCs w:val="28"/>
+        </w:rPr>
+        <w:t>null</w:t>
+      </w:r>
+      <w:proofErr w:type="spellEnd"/>
+      <w:r>
+        <w:rPr>
+          <w:rFonts w:ascii="Times New Roman" w:hAnsi="Times New Roman" w:cs="Times New Roman"/>
+          <w:sz w:val="28"/>
+          <w:szCs w:val="28"/>
+        </w:rPr>
+        <w:t xml:space="preserve">, с разными сообщениями в зависимости от того, является содержимое инстансом </w:t>
+      </w:r>
+      <w:proofErr w:type="spellStart"/>
+      <w:r>
+        <w:rPr>
+          <w:rFonts w:ascii="Times New Roman" w:hAnsi="Times New Roman" w:cs="Times New Roman"/>
+          <w:sz w:val="28"/>
+          <w:szCs w:val="28"/>
+        </w:rPr>
+        <w:t>character</w:t>
+      </w:r>
+      <w:proofErr w:type="spellEnd"/>
+      <w:r>
+        <w:rPr>
+          <w:rFonts w:ascii="Times New Roman" w:hAnsi="Times New Roman" w:cs="Times New Roman"/>
+          <w:sz w:val="28"/>
+          <w:szCs w:val="28"/>
+        </w:rPr>
+        <w:t xml:space="preserve"> или нет, также метод </w:t>
+      </w:r>
+      <w:proofErr w:type="spellStart"/>
+      <w:r>
+        <w:rPr>
+          <w:rFonts w:ascii="Times New Roman" w:hAnsi="Times New Roman" w:cs="Times New Roman"/>
+          <w:sz w:val="28"/>
+          <w:szCs w:val="28"/>
+        </w:rPr>
+        <w:t>moveTo</w:t>
+      </w:r>
+      <w:proofErr w:type="spellEnd"/>
+      <w:r>
+        <w:rPr>
+          <w:rFonts w:ascii="Times New Roman" w:hAnsi="Times New Roman" w:cs="Times New Roman"/>
+          <w:sz w:val="28"/>
+          <w:szCs w:val="28"/>
+        </w:rPr>
+        <w:t>(</w:t>
+      </w:r>
+      <w:proofErr w:type="spellStart"/>
+      <w:r>
+        <w:rPr>
+          <w:rFonts w:ascii="Times New Roman" w:hAnsi="Times New Roman" w:cs="Times New Roman"/>
+          <w:sz w:val="28"/>
+          <w:szCs w:val="28"/>
+        </w:rPr>
+        <w:t>Location</w:t>
+      </w:r>
+      <w:proofErr w:type="spellEnd"/>
+      <w:r>
+        <w:rPr>
+          <w:rFonts w:ascii="Times New Roman" w:hAnsi="Times New Roman" w:cs="Times New Roman"/>
+          <w:sz w:val="28"/>
+          <w:szCs w:val="28"/>
+        </w:rPr>
+        <w:t>), который перемещает вагонетку, драйвера и контент в локацию с разными сообщениями в зависимости от наличия драйвера и контента</w:t>
+      </w:r>
+      <w:r>
+        <w:rPr>
+          <w:rFonts w:ascii="Times New Roman" w:hAnsi="Times New Roman" w:cs="Times New Roman"/>
+          <w:sz w:val="28"/>
+          <w:szCs w:val="28"/>
+        </w:rPr>
+        <w:t>»</w:t>
+      </w:r>
+    </w:p>
+    <w:p>
+      <w:pPr>
+        <w:spacing w:after="0" w:line="360" w:lineRule="auto"/>
+        <w:rPr>
+          <w:rFonts w:ascii="Times New Roman" w:hAnsi="Times New Roman" w:cs="Times New Roman"/>
+          <w:sz w:val="28"/>
+          <w:szCs w:val="28"/>
+          <w:lang w:val="en-US"/>
+        </w:rPr>
+      </w:pPr>
+      <w:r>
+        <w:rPr>
+          <w:rFonts w:ascii="Times New Roman" w:hAnsi="Times New Roman" w:cs="Times New Roman"/>
+          <w:sz w:val="28"/>
+          <w:szCs w:val="28"/>
+        </w:rPr>
+        <w:t xml:space="preserve">1. </w:t>
+      </w:r>
+      <w:r>
+        <w:rPr>
+          <w:rFonts w:ascii="Times New Roman" w:hAnsi="Times New Roman" w:cs="Times New Roman"/>
+          <w:sz w:val="28"/>
+          <w:szCs w:val="28"/>
+        </w:rPr>
+        <w:t xml:space="preserve"> </w:t>
+      </w:r>
+      <w:r>
+        <w:rPr>
+          <w:rFonts w:ascii="Times New Roman" w:hAnsi="Times New Roman" w:cs="Times New Roman"/>
+          <w:sz w:val="28"/>
+          <w:szCs w:val="28"/>
+          <w:lang w:val="en-US"/>
+        </w:rPr>
+        <w:t>DeepSeek</w:t>
+      </w:r>
+      <w:r>
+        <w:rPr>
+          <w:rFonts w:ascii="Times New Roman" w:hAnsi="Times New Roman" w:cs="Times New Roman"/>
+          <w:sz w:val="28"/>
+          <w:szCs w:val="28"/>
+        </w:rPr>
+        <w:t xml:space="preserve"> </w:t>
+      </w:r>
+      <w:r>
+        <w:rPr>
+          <w:rFonts w:ascii="Times New Roman" w:hAnsi="Times New Roman" w:cs="Times New Roman"/>
+          <w:sz w:val="28"/>
+          <w:szCs w:val="28"/>
+        </w:rPr>
+        <w:t xml:space="preserve">написал хороший класс со всеми проверками, даже переопределил </w:t>
+      </w:r>
+      <w:proofErr w:type="spellStart"/>
+      <w:proofErr w:type="gramStart"/>
+      <w:r>
+        <w:rPr>
+          <w:rFonts w:ascii="Times New Roman" w:hAnsi="Times New Roman" w:cs="Times New Roman"/>
+          <w:sz w:val="28"/>
+          <w:szCs w:val="28"/>
+          <w:lang w:val="en-US"/>
+        </w:rPr>
+        <w:t>toString</w:t>
+      </w:r>
+      <w:proofErr w:type="spellEnd"/>
+      <w:r>
+        <w:rPr>
+          <w:rFonts w:ascii="Times New Roman" w:hAnsi="Times New Roman" w:cs="Times New Roman"/>
+          <w:sz w:val="28"/>
+          <w:szCs w:val="28"/>
+        </w:rPr>
+        <w:t>(</w:t>
+      </w:r>
+      <w:proofErr w:type="gramEnd"/>
+      <w:r>
+        <w:rPr>
+          <w:rFonts w:ascii="Times New Roman" w:hAnsi="Times New Roman" w:cs="Times New Roman"/>
+          <w:sz w:val="28"/>
+          <w:szCs w:val="28"/>
+        </w:rPr>
+        <w:t xml:space="preserve">), </w:t>
+      </w:r>
+      <w:proofErr w:type="spellStart"/>
+      <w:proofErr w:type="gramStart"/>
+      <w:r>
+        <w:rPr>
+          <w:rFonts w:ascii="Times New Roman" w:hAnsi="Times New Roman" w:cs="Times New Roman"/>
+          <w:sz w:val="28"/>
+          <w:szCs w:val="28"/>
+          <w:lang w:val="en-US"/>
+        </w:rPr>
+        <w:t>hashCode</w:t>
+      </w:r>
+      <w:proofErr w:type="spellEnd"/>
+      <w:r>
+        <w:rPr>
+          <w:rFonts w:ascii="Times New Roman" w:hAnsi="Times New Roman" w:cs="Times New Roman"/>
+          <w:sz w:val="28"/>
+          <w:szCs w:val="28"/>
+        </w:rPr>
+        <w:t>(</w:t>
+      </w:r>
+      <w:proofErr w:type="gramEnd"/>
+      <w:r>
+        <w:rPr>
+          <w:rFonts w:ascii="Times New Roman" w:hAnsi="Times New Roman" w:cs="Times New Roman"/>
+          <w:sz w:val="28"/>
+          <w:szCs w:val="28"/>
+        </w:rPr>
+        <w:t xml:space="preserve">) &amp; </w:t>
+      </w:r>
+      <w:proofErr w:type="gramStart"/>
+      <w:r>
+        <w:rPr>
+          <w:rFonts w:ascii="Times New Roman" w:hAnsi="Times New Roman" w:cs="Times New Roman"/>
+          <w:sz w:val="28"/>
+          <w:szCs w:val="28"/>
+          <w:lang w:val="en-US"/>
+        </w:rPr>
+        <w:t>Equals</w:t>
+      </w:r>
+      <w:r>
+        <w:rPr>
+          <w:rFonts w:ascii="Times New Roman" w:hAnsi="Times New Roman" w:cs="Times New Roman"/>
+          <w:sz w:val="28"/>
+          <w:szCs w:val="28"/>
+        </w:rPr>
+        <w:t>(</w:t>
+      </w:r>
+      <w:proofErr w:type="gramEnd"/>
+      <w:r>
+        <w:rPr>
+          <w:rFonts w:ascii="Times New Roman" w:hAnsi="Times New Roman" w:cs="Times New Roman"/>
+          <w:sz w:val="28"/>
+          <w:szCs w:val="28"/>
+        </w:rPr>
+        <w:t>)</w:t>
+      </w:r>
+      <w:r>
+        <w:rPr>
+          <w:rFonts w:ascii="Times New Roman" w:hAnsi="Times New Roman" w:cs="Times New Roman"/>
+          <w:sz w:val="28"/>
+          <w:szCs w:val="28"/>
+        </w:rPr>
+        <w:t>, хотя не просил.</w:t>
+      </w:r>
+    </w:p>
+    <w:p>
+      <w:pPr>
+        <w:spacing w:after="0" w:line="360" w:lineRule="auto"/>
+        <w:rPr>
+          <w:rFonts w:ascii="Times New Roman" w:hAnsi="Times New Roman" w:cs="Times New Roman"/>
+          <w:sz w:val="28"/>
+          <w:szCs w:val="28"/>
+        </w:rPr>
+      </w:pPr>
+      <w:r>
+        <w:rPr>
+          <w:rFonts w:ascii="Times New Roman" w:hAnsi="Times New Roman" w:cs="Times New Roman"/>
+          <w:sz w:val="28"/>
+          <w:szCs w:val="28"/>
+        </w:rPr>
+        <w:t xml:space="preserve">2. </w:t>
+      </w:r>
+      <w:r>
+        <w:rPr>
+          <w:rFonts w:ascii="Times New Roman" w:hAnsi="Times New Roman" w:cs="Times New Roman"/>
+          <w:sz w:val="28"/>
+          <w:szCs w:val="28"/>
+          <w:lang w:val="en-US"/>
+        </w:rPr>
+        <w:t>GPT</w:t>
+      </w:r>
+      <w:r>
+        <w:rPr>
+          <w:rFonts w:ascii="Times New Roman" w:hAnsi="Times New Roman" w:cs="Times New Roman"/>
+          <w:sz w:val="28"/>
+          <w:szCs w:val="28"/>
+        </w:rPr>
+        <w:t xml:space="preserve"> 4.1 </w:t>
+      </w:r>
+      <w:r>
+        <w:rPr>
+          <w:rFonts w:ascii="Times New Roman" w:hAnsi="Times New Roman" w:cs="Times New Roman"/>
+          <w:sz w:val="28"/>
+          <w:szCs w:val="28"/>
+          <w:lang w:val="en-US"/>
+        </w:rPr>
+        <w:t>Nano</w:t>
+      </w:r>
+      <w:r>
+        <w:rPr>
+          <w:rFonts w:ascii="Times New Roman" w:hAnsi="Times New Roman" w:cs="Times New Roman"/>
+          <w:sz w:val="28"/>
+          <w:szCs w:val="28"/>
+        </w:rPr>
+        <w:t xml:space="preserve"> </w:t>
+      </w:r>
+      <w:r>
+        <w:rPr>
+          <w:rFonts w:ascii="Times New Roman" w:hAnsi="Times New Roman" w:cs="Times New Roman"/>
+          <w:sz w:val="28"/>
+          <w:szCs w:val="28"/>
+        </w:rPr>
+        <w:t xml:space="preserve">написал нормальный класс, сделал по минимуму ровно то, что написано в </w:t>
+      </w:r>
+      <w:proofErr w:type="spellStart"/>
+      <w:r>
+        <w:rPr>
+          <w:rFonts w:ascii="Times New Roman" w:hAnsi="Times New Roman" w:cs="Times New Roman"/>
+          <w:sz w:val="28"/>
+          <w:szCs w:val="28"/>
+        </w:rPr>
+        <w:t>промпте</w:t>
+      </w:r>
+      <w:proofErr w:type="spellEnd"/>
+      <w:r>
+        <w:rPr>
+          <w:rFonts w:ascii="Times New Roman" w:hAnsi="Times New Roman" w:cs="Times New Roman"/>
+          <w:sz w:val="28"/>
+          <w:szCs w:val="28"/>
+        </w:rPr>
+        <w:t>.</w:t>
+      </w:r>
+    </w:p>
+    <w:p>
+      <w:pPr>
+        <w:spacing w:after="0" w:line="360" w:lineRule="auto"/>
+      </w:pPr>
+      <w:r>
+        <w:rPr>
+          <w:rFonts w:ascii="Times New Roman" w:hAnsi="Times New Roman" w:cs="Times New Roman"/>
+          <w:sz w:val="28"/>
+          <w:szCs w:val="28"/>
+        </w:rPr>
+        <w:t xml:space="preserve">3. </w:t>
+      </w:r>
+      <w:r>
+        <w:rPr>
+          <w:rFonts w:ascii="Times New Roman" w:hAnsi="Times New Roman" w:cs="Times New Roman"/>
+          <w:sz w:val="28"/>
+          <w:szCs w:val="28"/>
+          <w:lang w:val="en-US"/>
+        </w:rPr>
+        <w:t>Qwen</w:t>
+      </w:r>
+      <w:r>
+        <w:rPr>
+          <w:rFonts w:ascii="Times New Roman" w:hAnsi="Times New Roman" w:cs="Times New Roman"/>
+          <w:sz w:val="28"/>
+          <w:szCs w:val="28"/>
+        </w:rPr>
+        <w:t xml:space="preserve"> – </w:t>
+      </w:r>
+      <w:r>
+        <w:rPr>
+          <w:rFonts w:ascii="Times New Roman" w:hAnsi="Times New Roman" w:cs="Times New Roman"/>
+          <w:sz w:val="28"/>
+          <w:szCs w:val="28"/>
+        </w:rPr>
+        <w:t xml:space="preserve">код похож на тот, что выдал </w:t>
+      </w:r>
+      <w:r>
+        <w:rPr>
+          <w:rFonts w:ascii="Times New Roman" w:hAnsi="Times New Roman" w:cs="Times New Roman"/>
+          <w:sz w:val="28"/>
+          <w:szCs w:val="28"/>
+          <w:lang w:val="en-US"/>
+        </w:rPr>
+        <w:t>ChatGPT</w:t>
+      </w:r>
+      <w:r>
+        <w:rPr>
+          <w:rFonts w:ascii="Times New Roman" w:hAnsi="Times New Roman" w:cs="Times New Roman"/>
+          <w:sz w:val="28"/>
+          <w:szCs w:val="28"/>
+        </w:rPr>
+        <w:t>, только сообщения переведены на русский язык.</w:t>
+      </w:r>
+    </w:p>
+    <w:p>
+      <w:pPr>
         <w:pStyle w:val="1"/>
       </w:pPr>
+      <w:bookmarkStart w:id="2" w:name="_Toc219204098"/>
       <w:r>
         <w:t>Заключение</w:t>
       </w:r>
@@ -4579,7 +2916,6 @@
   <w:style w:type="character" w:default="1" w:styleId="a0">
     <w:name w:val="Default Paragraph Font"/>
     <w:uiPriority w:val="1"/>
-    <w:semiHidden/>
     <w:unhideWhenUsed/>
   </w:style>
   <w:style w:type="table" w:default="1" w:styleId="a1">

--- a/Prog 1/lab/laba4/Отчет.docx
+++ b/Prog 1/lab/laba4/Отчет.docx
@@ -800,6 +800,7 @@
       <w:r>
         <w:rPr>
           <w:rFonts w:ascii="Times New Roman" w:hAnsi="Times New Roman" w:cs="Times New Roman"/>
+          <w:noProof/>
           <w:sz w:val="28"/>
           <w:szCs w:val="28"/>
         </w:rPr>
@@ -868,9 +869,6 @@
     <w:p>
       <w:pPr>
         <w:pStyle w:val="1"/>
-        <w:rPr>
-          <w:lang w:val="en-US"/>
-        </w:rPr>
       </w:pPr>
     </w:p>
     <w:p>
@@ -1033,6 +1031,7 @@
       <w:r>
         <w:rPr>
           <w:rFonts w:ascii="Times New Roman" w:hAnsi="Times New Roman" w:cs="Times New Roman"/>
+          <w:noProof/>
           <w:sz w:val="32"/>
           <w:szCs w:val="32"/>
           <w:lang w:val="en-US"/>
@@ -1129,6 +1128,7 @@
       <w:r>
         <w:rPr>
           <w:rFonts w:ascii="Times New Roman" w:hAnsi="Times New Roman" w:cs="Times New Roman"/>
+          <w:noProof/>
           <w:sz w:val="28"/>
           <w:szCs w:val="28"/>
         </w:rPr>
@@ -1497,7 +1497,24 @@
           <w:rFonts w:ascii="Times New Roman" w:hAnsi="Times New Roman" w:cs="Times New Roman"/>
           <w:sz w:val="28"/>
           <w:szCs w:val="28"/>
-          <w:lang w:val="en-US"/>
+        </w:rPr>
+      </w:pPr>
+      <w:r>
+        <w:rPr>
+          <w:rFonts w:ascii="Times New Roman" w:hAnsi="Times New Roman" w:cs="Times New Roman"/>
+          <w:sz w:val="28"/>
+          <w:szCs w:val="28"/>
+        </w:rPr>
+        <w:t>https://github.com/SmyZikbeast/itmo/tree/main/Prog%201/lab/laba4/AIcode</w:t>
+      </w:r>
+    </w:p>
+    <w:p>
+      <w:pPr>
+        <w:spacing w:after="0" w:line="360" w:lineRule="auto"/>
+        <w:rPr>
+          <w:rFonts w:ascii="Times New Roman" w:hAnsi="Times New Roman" w:cs="Times New Roman"/>
+          <w:sz w:val="28"/>
+          <w:szCs w:val="28"/>
         </w:rPr>
       </w:pPr>
       <w:r>
@@ -2916,6 +2933,7 @@
   <w:style w:type="character" w:default="1" w:styleId="a0">
     <w:name w:val="Default Paragraph Font"/>
     <w:uiPriority w:val="1"/>
+    <w:semiHidden/>
     <w:unhideWhenUsed/>
   </w:style>
   <w:style w:type="table" w:default="1" w:styleId="a1">
